--- a/coreLocalizationPackForCzech/layout/Src/Reports/SalesOrderConfirmationEmail.docx
+++ b/coreLocalizationPackForCzech/layout/Src/Reports/SalesOrderConfirmationEmail.docx
@@ -13,8 +13,10 @@
           <w:placeholder>
             <w:docPart w:val="DefaultPlaceholder_-1854013440"/>
           </w:placeholder>
-          <w:dataBinding w:prefixMappings="xmlns:ns0='urn:microsoft-dynamics-nav/reports/Sales_Order_Confirmation_CZL/31187/' " w:xpath="/ns0:NavWordReportXmlPart[1]/ns0:Sales_Header[1]/ns0:DocumentLbl[1]" w:storeItemID="{B15F98FB-B9CC-48BF-929D-11B873F2E30D}"/>
+          <w:dataBinding w:prefixMappings="xmlns:ns0='urn:microsoft-dynamics-nav/reports/Sales_Order_Confirmation_CZL/31187/'" w:xpath="/ns0:NavWordReportXmlPart[1]/ns0:Sales_Header[1]/ns0:DocumentLbl[1]" w:storeItemID="{B15F98FB-B9CC-48BF-929D-11B873F2E30D}"/>
           <w:text/>
+          <w:alias w:val="#Nav: /Sales_Header/DocumentLbl"/>
+          <w:tag w:val="#Nav: Sales_Order_Confirmation_CZL/31187"/>
         </w:sdtPr>
         <w:sdtContent>
           <w:r>
@@ -30,8 +32,10 @@
           <w:placeholder>
             <w:docPart w:val="DefaultPlaceholder_-1854013440"/>
           </w:placeholder>
-          <w:dataBinding w:prefixMappings="xmlns:ns0='urn:microsoft-dynamics-nav/reports/Sales_Order_Confirmation_CZL/31187/' " w:xpath="/ns0:NavWordReportXmlPart[1]/ns0:Sales_Header[1]/ns0:GreetingLbl[1]" w:storeItemID="{B15F98FB-B9CC-48BF-929D-11B873F2E30D}"/>
+          <w:dataBinding w:prefixMappings="xmlns:ns0='urn:microsoft-dynamics-nav/reports/Sales_Order_Confirmation_CZL/31187/'" w:xpath="/ns0:NavWordReportXmlPart[1]/ns0:Sales_Header[1]/ns0:GreetingLbl[1]" w:storeItemID="{B15F98FB-B9CC-48BF-929D-11B873F2E30D}"/>
           <w:text/>
+          <w:alias w:val="#Nav: /Sales_Header/GreetingLbl"/>
+          <w:tag w:val="#Nav: Sales_Order_Confirmation_CZL/31187"/>
         </w:sdtPr>
         <w:sdtContent>
           <w:r>
@@ -48,8 +52,10 @@
           <w:placeholder>
             <w:docPart w:val="DefaultPlaceholder_-1854013440"/>
           </w:placeholder>
-          <w:dataBinding w:prefixMappings="xmlns:ns0='urn:microsoft-dynamics-nav/reports/Sales_Order_Confirmation_CZL/31187/' " w:xpath="/ns0:NavWordReportXmlPart[1]/ns0:Sales_Header[1]/ns0:CustAddr1[1]" w:storeItemID="{B15F98FB-B9CC-48BF-929D-11B873F2E30D}"/>
+          <w:dataBinding w:prefixMappings="xmlns:ns0='urn:microsoft-dynamics-nav/reports/Sales_Order_Confirmation_CZL/31187/'" w:xpath="/ns0:NavWordReportXmlPart[1]/ns0:Sales_Header[1]/ns0:CustAddr1[1]" w:storeItemID="{B15F98FB-B9CC-48BF-929D-11B873F2E30D}"/>
           <w:text/>
+          <w:alias w:val="#Nav: /Sales_Header/CustAddr1"/>
+          <w:tag w:val="#Nav: Sales_Order_Confirmation_CZL/31187"/>
         </w:sdtPr>
         <w:sdtContent>
           <w:r>
@@ -67,8 +73,10 @@
         <w:placeholder>
           <w:docPart w:val="DefaultPlaceholder_-1854013440"/>
         </w:placeholder>
-        <w:dataBinding w:prefixMappings="xmlns:ns0='urn:microsoft-dynamics-nav/reports/Sales_Order_Confirmation_CZL/31187/' " w:xpath="/ns0:NavWordReportXmlPart[1]/ns0:Sales_Header[1]/ns0:BodyLbl[1]" w:storeItemID="{B15F98FB-B9CC-48BF-929D-11B873F2E30D}"/>
+        <w:dataBinding w:prefixMappings="xmlns:ns0='urn:microsoft-dynamics-nav/reports/Sales_Order_Confirmation_CZL/31187/'" w:xpath="/ns0:NavWordReportXmlPart[1]/ns0:Sales_Header[1]/ns0:BodyLbl[1]" w:storeItemID="{B15F98FB-B9CC-48BF-929D-11B873F2E30D}"/>
         <w:text/>
+        <w:alias w:val="#Nav: /Sales_Header/BodyLbl"/>
+        <w:tag w:val="#Nav: Sales_Order_Confirmation_CZL/31187"/>
       </w:sdtPr>
       <w:sdtContent>
         <w:p>
@@ -83,11 +91,11 @@
         <w:tblStyle w:val="TableGrid"/>
         <w:tblW w:w="10260" w:type="dxa"/>
         <w:tblBorders>
-          <w:top w:val="none" w:sz="0" w:space="0" w:color="auto"/>
-          <w:left w:val="none" w:sz="0" w:space="0" w:color="auto"/>
-          <w:bottom w:val="none" w:sz="0" w:space="0" w:color="auto"/>
-          <w:right w:val="none" w:sz="0" w:space="0" w:color="auto"/>
-          <w:insideV w:val="none" w:sz="0" w:space="0" w:color="auto"/>
+          <w:top w:val="none" w:color="auto" w:sz="0" w:space="0"/>
+          <w:left w:val="none" w:color="auto" w:sz="0" w:space="0"/>
+          <w:bottom w:val="none" w:color="auto" w:sz="0" w:space="0"/>
+          <w:right w:val="none" w:color="auto" w:sz="0" w:space="0"/>
+          <w:insideV w:val="none" w:color="auto" w:sz="0" w:space="0"/>
         </w:tblBorders>
         <w:tblCellMar>
           <w:top w:w="29" w:type="dxa"/>
@@ -108,8 +116,10 @@
             <w:placeholder>
               <w:docPart w:val="DefaultPlaceholder_-1854013440"/>
             </w:placeholder>
-            <w:dataBinding w:prefixMappings="xmlns:ns0='urn:microsoft-dynamics-nav/reports/Sales_Order_Confirmation_CZL/31187/' " w:xpath="/ns0:NavWordReportXmlPart[1]/ns0:Sales_Header[1]/ns0:DocumentNoLbl[1]" w:storeItemID="{B15F98FB-B9CC-48BF-929D-11B873F2E30D}"/>
+            <w:dataBinding w:prefixMappings="xmlns:ns0='urn:microsoft-dynamics-nav/reports/Sales_Order_Confirmation_CZL/31187/'" w:xpath="/ns0:NavWordReportXmlPart[1]/ns0:Sales_Header[1]/ns0:DocumentNoLbl[1]" w:storeItemID="{B15F98FB-B9CC-48BF-929D-11B873F2E30D}"/>
             <w:text/>
+            <w:alias w:val="#Nav: /Sales_Header/DocumentNoLbl"/>
+            <w:tag w:val="#Nav: Sales_Order_Confirmation_CZL/31187"/>
           </w:sdtPr>
           <w:sdtContent>
             <w:tc>
@@ -118,7 +128,7 @@
                 <w:tcBorders>
                   <w:top w:val="nil"/>
                   <w:left w:val="nil"/>
-                  <w:bottom w:val="single" w:sz="4" w:space="0" w:color="808080" w:themeColor="background1" w:themeShade="80"/>
+                  <w:bottom w:val="single" w:color="808080" w:themeColor="background1" w:themeShade="80" w:sz="4" w:space="0"/>
                   <w:right w:val="nil"/>
                 </w:tcBorders>
                 <w:hideMark/>
@@ -141,8 +151,10 @@
             <w:placeholder>
               <w:docPart w:val="DefaultPlaceholder_-1854013440"/>
             </w:placeholder>
-            <w:dataBinding w:prefixMappings="xmlns:ns0='urn:microsoft-dynamics-nav/reports/Sales_Order_Confirmation_CZL/31187/' " w:xpath="/ns0:NavWordReportXmlPart[1]/ns0:Sales_Header[1]/ns0:DueDate_SalesHeaderCaption[1]" w:storeItemID="{B15F98FB-B9CC-48BF-929D-11B873F2E30D}"/>
+            <w:dataBinding w:prefixMappings="xmlns:ns0='urn:microsoft-dynamics-nav/reports/Sales_Order_Confirmation_CZL/31187/'" w:xpath="/ns0:NavWordReportXmlPart[1]/ns0:Sales_Header[1]/ns0:DueDate_SalesHeaderCaption[1]" w:storeItemID="{B15F98FB-B9CC-48BF-929D-11B873F2E30D}"/>
             <w:text/>
+            <w:alias w:val="#Nav: /Sales_Header/DueDate_SalesHeaderCaption"/>
+            <w:tag w:val="#Nav: Sales_Order_Confirmation_CZL/31187"/>
           </w:sdtPr>
           <w:sdtContent>
             <w:tc>
@@ -151,7 +163,7 @@
                 <w:tcBorders>
                   <w:top w:val="nil"/>
                   <w:left w:val="nil"/>
-                  <w:bottom w:val="single" w:sz="4" w:space="0" w:color="808080" w:themeColor="background1" w:themeShade="80"/>
+                  <w:bottom w:val="single" w:color="808080" w:themeColor="background1" w:themeShade="80" w:sz="4" w:space="0"/>
                   <w:right w:val="nil"/>
                 </w:tcBorders>
                 <w:hideMark/>
@@ -174,8 +186,10 @@
             <w:placeholder>
               <w:docPart w:val="DefaultPlaceholder_-1854013440"/>
             </w:placeholder>
-            <w:dataBinding w:prefixMappings="xmlns:ns0='urn:microsoft-dynamics-nav/reports/Sales_Order_Confirmation_CZL/31187/' " w:xpath="/ns0:NavWordReportXmlPart[1]/ns0:Sales_Header[1]/ns0:AmountIncludingVAT_SalesHeaderCaption[1]" w:storeItemID="{B15F98FB-B9CC-48BF-929D-11B873F2E30D}"/>
+            <w:dataBinding w:prefixMappings="xmlns:ns0='urn:microsoft-dynamics-nav/reports/Sales_Order_Confirmation_CZL/31187/'" w:xpath="/ns0:NavWordReportXmlPart[1]/ns0:Sales_Header[1]/ns0:AmountIncludingVAT_SalesHeaderCaption[1]" w:storeItemID="{B15F98FB-B9CC-48BF-929D-11B873F2E30D}"/>
             <w:text/>
+            <w:alias w:val="#Nav: /Sales_Header/AmountIncludingVAT_SalesHeaderCaption"/>
+            <w:tag w:val="#Nav: Sales_Order_Confirmation_CZL/31187"/>
           </w:sdtPr>
           <w:sdtContent>
             <w:tc>
@@ -184,7 +198,7 @@
                 <w:tcBorders>
                   <w:top w:val="nil"/>
                   <w:left w:val="nil"/>
-                  <w:bottom w:val="single" w:sz="4" w:space="0" w:color="808080" w:themeColor="background1" w:themeShade="80"/>
+                  <w:bottom w:val="single" w:color="808080" w:themeColor="background1" w:themeShade="80" w:sz="4" w:space="0"/>
                   <w:right w:val="nil"/>
                 </w:tcBorders>
                 <w:hideMark/>
@@ -210,15 +224,17 @@
             <w:placeholder>
               <w:docPart w:val="DefaultPlaceholder_-1854013440"/>
             </w:placeholder>
-            <w:dataBinding w:prefixMappings="xmlns:ns0='urn:microsoft-dynamics-nav/reports/Sales_Order_Confirmation_CZL/31187/' " w:xpath="/ns0:NavWordReportXmlPart[1]/ns0:Sales_Header[1]/ns0:No_SalesHeader[1]" w:storeItemID="{B15F98FB-B9CC-48BF-929D-11B873F2E30D}"/>
+            <w:dataBinding w:prefixMappings="xmlns:ns0='urn:microsoft-dynamics-nav/reports/Sales_Order_Confirmation_CZL/31187/'" w:xpath="/ns0:NavWordReportXmlPart[1]/ns0:Sales_Header[1]/ns0:No_SalesHeader[1]" w:storeItemID="{B15F98FB-B9CC-48BF-929D-11B873F2E30D}"/>
             <w:text/>
+            <w:alias w:val="#Nav: /Sales_Header/No_SalesHeader"/>
+            <w:tag w:val="#Nav: Sales_Order_Confirmation_CZL/31187"/>
           </w:sdtPr>
           <w:sdtContent>
             <w:tc>
               <w:tcPr>
                 <w:tcW w:w="1902" w:type="dxa"/>
                 <w:tcBorders>
-                  <w:top w:val="single" w:sz="4" w:space="0" w:color="808080" w:themeColor="background1" w:themeShade="80"/>
+                  <w:top w:val="single" w:color="808080" w:themeColor="background1" w:themeShade="80" w:sz="4" w:space="0"/>
                   <w:left w:val="nil"/>
                   <w:bottom w:val="nil"/>
                   <w:right w:val="nil"/>
@@ -239,15 +255,17 @@
             <w:placeholder>
               <w:docPart w:val="DefaultPlaceholder_-1854013440"/>
             </w:placeholder>
-            <w:dataBinding w:prefixMappings="xmlns:ns0='urn:microsoft-dynamics-nav/reports/Sales_Order_Confirmation_CZL/31187/' " w:xpath="/ns0:NavWordReportXmlPart[1]/ns0:Sales_Header[1]/ns0:DueDateFormat_SalesHeader[1]" w:storeItemID="{B15F98FB-B9CC-48BF-929D-11B873F2E30D}"/>
+            <w:dataBinding w:prefixMappings="xmlns:ns0='urn:microsoft-dynamics-nav/reports/Sales_Order_Confirmation_CZL/31187/'" w:xpath="/ns0:NavWordReportXmlPart[1]/ns0:Sales_Header[1]/ns0:DueDateFormat_SalesHeader[1]" w:storeItemID="{B15F98FB-B9CC-48BF-929D-11B873F2E30D}"/>
             <w:text/>
+            <w:alias w:val="#Nav: /Sales_Header/DueDateFormat_SalesHeader"/>
+            <w:tag w:val="#Nav: Sales_Order_Confirmation_CZL/31187"/>
           </w:sdtPr>
           <w:sdtContent>
             <w:tc>
               <w:tcPr>
                 <w:tcW w:w="3734" w:type="dxa"/>
                 <w:tcBorders>
-                  <w:top w:val="single" w:sz="4" w:space="0" w:color="808080" w:themeColor="background1" w:themeShade="80"/>
+                  <w:top w:val="single" w:color="808080" w:themeColor="background1" w:themeShade="80" w:sz="4" w:space="0"/>
                   <w:left w:val="nil"/>
                   <w:bottom w:val="nil"/>
                   <w:right w:val="nil"/>
@@ -268,15 +286,17 @@
             <w:placeholder>
               <w:docPart w:val="DefaultPlaceholder_-1854013440"/>
             </w:placeholder>
-            <w:dataBinding w:prefixMappings="xmlns:ns0='urn:microsoft-dynamics-nav/reports/Sales_Order_Confirmation_CZL/31187/' " w:xpath="/ns0:NavWordReportXmlPart[1]/ns0:Sales_Header[1]/ns0:AmountIncludingVAT_SalesHeader[1]" w:storeItemID="{B15F98FB-B9CC-48BF-929D-11B873F2E30D}"/>
+            <w:dataBinding w:prefixMappings="xmlns:ns0='urn:microsoft-dynamics-nav/reports/Sales_Order_Confirmation_CZL/31187/'" w:xpath="/ns0:NavWordReportXmlPart[1]/ns0:Sales_Header[1]/ns0:AmountIncludingVAT_SalesHeader[1]" w:storeItemID="{B15F98FB-B9CC-48BF-929D-11B873F2E30D}"/>
             <w:text/>
+            <w:alias w:val="#Nav: /Sales_Header/AmountIncludingVAT_SalesHeader"/>
+            <w:tag w:val="#Nav: Sales_Order_Confirmation_CZL/31187"/>
           </w:sdtPr>
           <w:sdtContent>
             <w:tc>
               <w:tcPr>
                 <w:tcW w:w="4002" w:type="dxa"/>
                 <w:tcBorders>
-                  <w:top w:val="single" w:sz="4" w:space="0" w:color="808080" w:themeColor="background1" w:themeShade="80"/>
+                  <w:top w:val="single" w:color="808080" w:themeColor="background1" w:themeShade="80" w:sz="4" w:space="0"/>
                   <w:left w:val="nil"/>
                   <w:bottom w:val="nil"/>
                   <w:right w:val="nil"/>
@@ -298,7 +318,7 @@
       <w:tr>
         <w:tblPrEx>
           <w:tblBorders>
-            <w:insideH w:val="none" w:sz="0" w:space="0" w:color="auto"/>
+            <w:insideH w:val="none" w:color="auto" w:sz="0" w:space="0"/>
           </w:tblBorders>
           <w:tblCellMar>
             <w:top w:w="0" w:type="dxa"/>
@@ -323,8 +343,10 @@
           <w:placeholder>
             <w:docPart w:val="DefaultPlaceholder_-1854013440"/>
           </w:placeholder>
-          <w:dataBinding w:prefixMappings="xmlns:ns0='urn:microsoft-dynamics-nav/reports/Sales_Order_Confirmation_CZL/31187/' " w:xpath="/ns0:NavWordReportXmlPart[1]/ns0:Sales_Header[1]/ns0:ClosingLbl[1]" w:storeItemID="{B15F98FB-B9CC-48BF-929D-11B873F2E30D}"/>
+          <w:dataBinding w:prefixMappings="xmlns:ns0='urn:microsoft-dynamics-nav/reports/Sales_Order_Confirmation_CZL/31187/'" w:xpath="/ns0:NavWordReportXmlPart[1]/ns0:Sales_Header[1]/ns0:ClosingLbl[1]" w:storeItemID="{B15F98FB-B9CC-48BF-929D-11B873F2E30D}"/>
           <w:text/>
+          <w:alias w:val="#Nav: /Sales_Header/ClosingLbl"/>
+          <w:tag w:val="#Nav: Sales_Order_Confirmation_CZL/31187"/>
         </w:sdtPr>
         <w:sdtContent>
           <w:r>
@@ -342,8 +364,10 @@
         <w:placeholder>
           <w:docPart w:val="DefaultPlaceholder_-1854013440"/>
         </w:placeholder>
-        <w:dataBinding w:prefixMappings="xmlns:ns0='urn:microsoft-dynamics-nav/reports/Sales_Order_Confirmation_CZL/31187/' " w:xpath="/ns0:NavWordReportXmlPart[1]/ns0:Sales_Header[1]/ns0:CopyLoop[1]/ns0:Salesperson_Purchaser[1]/ns0:Name_SalespersonPurchaser[1]" w:storeItemID="{B15F98FB-B9CC-48BF-929D-11B873F2E30D}"/>
+        <w:dataBinding w:prefixMappings="xmlns:ns0='urn:microsoft-dynamics-nav/reports/Sales_Order_Confirmation_CZL/31187/'" w:xpath="/ns0:NavWordReportXmlPart[1]/ns0:Sales_Header[1]/ns0:CopyLoop[1]/ns0:Salesperson_Purchaser[1]/ns0:Name_SalespersonPurchaser[1]" w:storeItemID="{B15F98FB-B9CC-48BF-929D-11B873F2E30D}"/>
         <w:text/>
+        <w:alias w:val="#Nav: /Sales_Header/CopyLoop/Salesperson_Purchaser/Name_SalespersonPurchaser"/>
+        <w:tag w:val="#Nav: Sales_Order_Confirmation_CZL/31187"/>
       </w:sdtPr>
       <w:sdtContent>
         <w:p>
@@ -359,8 +383,10 @@
         <w:placeholder>
           <w:docPart w:val="DefaultPlaceholder_-1854013440"/>
         </w:placeholder>
-        <w:dataBinding w:prefixMappings="xmlns:ns0='urn:microsoft-dynamics-nav/reports/Sales_Order_Confirmation_CZL/31187/' " w:xpath="/ns0:NavWordReportXmlPart[1]/ns0:Company_Information[1]/ns0:CompanyAddr1[1]" w:storeItemID="{B15F98FB-B9CC-48BF-929D-11B873F2E30D}"/>
+        <w:dataBinding w:prefixMappings="xmlns:ns0='urn:microsoft-dynamics-nav/reports/Sales_Order_Confirmation_CZL/31187/'" w:xpath="/ns0:NavWordReportXmlPart[1]/ns0:Company_Information[1]/ns0:CompanyAddr1[1]" w:storeItemID="{B15F98FB-B9CC-48BF-929D-11B873F2E30D}"/>
         <w:text/>
+        <w:alias w:val="#Nav: /Company_Information/CompanyAddr1"/>
+        <w:tag w:val="#Nav: Sales_Order_Confirmation_CZL/31187"/>
       </w:sdtPr>
       <w:sdtContent>
         <w:p>
@@ -379,8 +405,10 @@
         <w:placeholder>
           <w:docPart w:val="DefaultPlaceholder_-1854013440"/>
         </w:placeholder>
-        <w:dataBinding w:prefixMappings="xmlns:ns0='urn:microsoft-dynamics-nav/reports/Sales_Order_Confirmation_CZL/31187/' " w:xpath="/ns0:NavWordReportXmlPart[1]/ns0:Company_Information[1]/ns0:CompanyAddr2[1]" w:storeItemID="{B15F98FB-B9CC-48BF-929D-11B873F2E30D}"/>
+        <w:dataBinding w:prefixMappings="xmlns:ns0='urn:microsoft-dynamics-nav/reports/Sales_Order_Confirmation_CZL/31187/'" w:xpath="/ns0:NavWordReportXmlPart[1]/ns0:Company_Information[1]/ns0:CompanyAddr2[1]" w:storeItemID="{B15F98FB-B9CC-48BF-929D-11B873F2E30D}"/>
         <w:text/>
+        <w:alias w:val="#Nav: /Company_Information/CompanyAddr2"/>
+        <w:tag w:val="#Nav: Sales_Order_Confirmation_CZL/31187"/>
       </w:sdtPr>
       <w:sdtContent>
         <w:p>
@@ -399,8 +427,10 @@
         <w:placeholder>
           <w:docPart w:val="DefaultPlaceholder_-1854013440"/>
         </w:placeholder>
-        <w:dataBinding w:prefixMappings="xmlns:ns0='urn:microsoft-dynamics-nav/reports/Sales_Order_Confirmation_CZL/31187/' " w:xpath="/ns0:NavWordReportXmlPart[1]/ns0:Company_Information[1]/ns0:CompanyAddr3[1]" w:storeItemID="{B15F98FB-B9CC-48BF-929D-11B873F2E30D}"/>
+        <w:dataBinding w:prefixMappings="xmlns:ns0='urn:microsoft-dynamics-nav/reports/Sales_Order_Confirmation_CZL/31187/'" w:xpath="/ns0:NavWordReportXmlPart[1]/ns0:Company_Information[1]/ns0:CompanyAddr3[1]" w:storeItemID="{B15F98FB-B9CC-48BF-929D-11B873F2E30D}"/>
         <w:text/>
+        <w:alias w:val="#Nav: /Company_Information/CompanyAddr3"/>
+        <w:tag w:val="#Nav: Sales_Order_Confirmation_CZL/31187"/>
       </w:sdtPr>
       <w:sdtContent>
         <w:p>
@@ -419,8 +449,10 @@
         <w:placeholder>
           <w:docPart w:val="DefaultPlaceholder_-1854013440"/>
         </w:placeholder>
-        <w:dataBinding w:prefixMappings="xmlns:ns0='urn:microsoft-dynamics-nav/reports/Sales_Order_Confirmation_CZL/31187/' " w:xpath="/ns0:NavWordReportXmlPart[1]/ns0:Company_Information[1]/ns0:CompanyAddr4[1]" w:storeItemID="{B15F98FB-B9CC-48BF-929D-11B873F2E30D}"/>
+        <w:dataBinding w:prefixMappings="xmlns:ns0='urn:microsoft-dynamics-nav/reports/Sales_Order_Confirmation_CZL/31187/'" w:xpath="/ns0:NavWordReportXmlPart[1]/ns0:Company_Information[1]/ns0:CompanyAddr4[1]" w:storeItemID="{B15F98FB-B9CC-48BF-929D-11B873F2E30D}"/>
         <w:text/>
+        <w:alias w:val="#Nav: /Company_Information/CompanyAddr4"/>
+        <w:tag w:val="#Nav: Sales_Order_Confirmation_CZL/31187"/>
       </w:sdtPr>
       <w:sdtContent>
         <w:p>
@@ -439,8 +471,10 @@
         <w:placeholder>
           <w:docPart w:val="DefaultPlaceholder_-1854013440"/>
         </w:placeholder>
-        <w:dataBinding w:prefixMappings="xmlns:ns0='urn:microsoft-dynamics-nav/reports/Sales_Order_Confirmation_CZL/31187/' " w:xpath="/ns0:NavWordReportXmlPart[1]/ns0:Company_Information[1]/ns0:CompanyAddr5[1]" w:storeItemID="{B15F98FB-B9CC-48BF-929D-11B873F2E30D}"/>
+        <w:dataBinding w:prefixMappings="xmlns:ns0='urn:microsoft-dynamics-nav/reports/Sales_Order_Confirmation_CZL/31187/'" w:xpath="/ns0:NavWordReportXmlPart[1]/ns0:Company_Information[1]/ns0:CompanyAddr5[1]" w:storeItemID="{B15F98FB-B9CC-48BF-929D-11B873F2E30D}"/>
         <w:text/>
+        <w:alias w:val="#Nav: /Company_Information/CompanyAddr5"/>
+        <w:tag w:val="#Nav: Sales_Order_Confirmation_CZL/31187"/>
       </w:sdtPr>
       <w:sdtContent>
         <w:p>
@@ -459,8 +493,10 @@
         <w:placeholder>
           <w:docPart w:val="DefaultPlaceholder_-1854013440"/>
         </w:placeholder>
-        <w:dataBinding w:prefixMappings="xmlns:ns0='urn:microsoft-dynamics-nav/reports/Sales_Order_Confirmation_CZL/31187/' " w:xpath="/ns0:NavWordReportXmlPart[1]/ns0:Company_Information[1]/ns0:CompanyAddr6[1]" w:storeItemID="{B15F98FB-B9CC-48BF-929D-11B873F2E30D}"/>
+        <w:dataBinding w:prefixMappings="xmlns:ns0='urn:microsoft-dynamics-nav/reports/Sales_Order_Confirmation_CZL/31187/'" w:xpath="/ns0:NavWordReportXmlPart[1]/ns0:Company_Information[1]/ns0:CompanyAddr6[1]" w:storeItemID="{B15F98FB-B9CC-48BF-929D-11B873F2E30D}"/>
         <w:text/>
+        <w:alias w:val="#Nav: /Company_Information/CompanyAddr6"/>
+        <w:tag w:val="#Nav: Sales_Order_Confirmation_CZL/31187"/>
       </w:sdtPr>
       <w:sdtContent>
         <w:p>
@@ -1911,7 +1947,9 @@
 </a:theme>
 </file>
 
-<file path=customXml/item1.xml>��< ? x m l   v e r s i o n = " 1 . 0 "   e n c o d i n g = " u t f - 1 6 " ? > < N a v W o r d R e p o r t X m l P a r t   x m l n s = " u r n : m i c r o s o f t - d y n a m i c s - n a v / r e p o r t s / S a l e s _ O r d e r _ C o n f i r m a t i o n _ C Z L / 3 1 1 8 7 / " > +<file path=customXml/item1.xml>��< ? x m l   v e r s i o n = " 1 . 0 "   e n c o d i n g = " u t f - 1 6 " ? > + 
+ < N a v W o r d R e p o r t X m l P a r t   x m l n s = " u r n : m i c r o s o f t - d y n a m i c s - n a v / r e p o r t s / S a l e s _ O r d e r _ C o n f i r m a t i o n _ C Z L / 3 1 1 8 7 / " >   
      < C o m p a n y _ I n f o r m a t i o n >   
@@ -1929,7 +1967,7 @@
  
          < H o m e P a g e _ C o m p a n y I n f o r m a t i o n > H o m e P a g e _ C o m p a n y I n f o r m a t i o n < / H o m e P a g e _ C o m p a n y I n f o r m a t i o n >   
-         < P i c t u r e _ C o m p a n y I n f o r m a t i o n / > +         < P i c t u r e _ C o m p a n y I n f o r m a t i o n > P i c t u r e _ C o m p a n y I n f o r m a t i o n < / P i c t u r e _ C o m p a n y I n f o r m a t i o n >   
          < R e g i s t r a t i o n N o _ C o m p a n y I n f o r m a t i o n > R e g i s t r a t i o n N o _ C o m p a n y I n f o r m a t i o n < / R e g i s t r a t i o n N o _ C o m p a n y I n f o r m a t i o n >   
@@ -1951,14 +1989,14 @@
  
      < S a l e s _ H e a d e r >   
+         < A m o u n t I n c l u d i n g V A T _ S a l e s H e a d e r > A m o u n t I n c l u d i n g V A T _ S a l e s H e a d e r < / A m o u n t I n c l u d i n g V A T _ S a l e s H e a d e r > + 
+         < A m o u n t I n c l u d i n g V A T _ S a l e s H e a d e r C a p t i o n > A m o u n t I n c l u d i n g V A T _ S a l e s H e a d e r C a p t i o n < / A m o u n t I n c l u d i n g V A T _ S a l e s H e a d e r C a p t i o n > + 
          < A m o u n t _ S a l e s H e a d e r > A m o u n t _ S a l e s H e a d e r < / A m o u n t _ S a l e s H e a d e r >   
          < A m o u n t _ S a l e s H e a d e r C a p t i o n > A m o u n t _ S a l e s H e a d e r C a p t i o n < / A m o u n t _ S a l e s H e a d e r C a p t i o n >   
-         < A m o u n t I n c l u d i n g V A T _ S a l e s H e a d e r > A m o u n t I n c l u d i n g V A T _ S a l e s H e a d e r < / A m o u n t I n c l u d i n g V A T _ S a l e s H e a d e r > - 
-         < A m o u n t I n c l u d i n g V A T _ S a l e s H e a d e r C a p t i o n > A m o u n t I n c l u d i n g V A T _ S a l e s H e a d e r C a p t i o n < / A m o u n t I n c l u d i n g V A T _ S a l e s H e a d e r C a p t i o n > - 
          < B a n k A c c o u n t N o _ S a l e s H e a d e r > B a n k A c c o u n t N o _ S a l e s H e a d e r < / B a n k A c c o u n t N o _ S a l e s H e a d e r >   
          < B a n k A c c o u n t N o _ S a l e s H e a d e r C a p t i o n > B a n k A c c o u n t N o _ S a l e s H e a d e r C a p t i o n < / B a n k A c c o u n t N o _ S a l e s H e a d e r C a p t i o n > @@ -1999,10 +2037,10 @@
  
          < D o c u m e n t N o L b l > D o c u m e n t N o L b l < / D o c u m e n t N o L b l >   
+         < D u e D a t e F o r m a t _ S a l e s H e a d e r > D u e D a t e F o r m a t _ S a l e s H e a d e r < / D u e D a t e F o r m a t _ S a l e s H e a d e r > + 
          < D u e D a t e _ S a l e s H e a d e r C a p t i o n > D u e D a t e _ S a l e s H e a d e r C a p t i o n < / D u e D a t e _ S a l e s H e a d e r C a p t i o n >   
-         < D u e D a t e F o r m a t _ S a l e s H e a d e r > D u e D a t e F o r m a t _ S a l e s H e a d e r < / D u e D a t e F o r m a t _ S a l e s H e a d e r > - 
          < G r e e t i n g L b l > G r e e t i n g L b l < / G r e e t i n g L b l >   
          < I B A N _ S a l e s H e a d e r > I B A N _ S a l e s H e a d e r < / I B A N _ S a l e s H e a d e r > @@ -2085,7 +2123,7 @@
  
              < / S a l e s p e r s o n _ P u r c h a s e r >   
-             < S a l e s _ L i n e / > +             < S a l e s _ L i n e   / >   
              < R o u n d L o o p >   

--- a/coreLocalizationPackForCzech/layout/Src/Reports/SalesOrderConfirmationEmail.docx
+++ b/coreLocalizationPackForCzech/layout/Src/Reports/SalesOrderConfirmationEmail.docx
@@ -1,6 +1,6 @@
 
 <file path=word/document.xml><?xml version="1.0" encoding="utf-8"?>
-<w:document xmlns:wpc="http://schemas.microsoft.com/office/word/2010/wordprocessingCanvas" xmlns:cx="http://schemas.microsoft.com/office/drawing/2014/chartex" xmlns:cx1="http://schemas.microsoft.com/office/drawing/2015/9/8/chartex" xmlns:cx2="http://schemas.microsoft.com/office/drawing/2015/10/21/chartex" xmlns:cx3="http://schemas.microsoft.com/office/drawing/2016/5/9/chartex" xmlns:cx4="http://schemas.microsoft.com/office/drawing/2016/5/10/chartex" xmlns:cx5="http://schemas.microsoft.com/office/drawing/2016/5/11/chartex" xmlns:cx6="http://schemas.microsoft.com/office/drawing/2016/5/12/chartex" xmlns:cx7="http://schemas.microsoft.com/office/drawing/2016/5/13/chartex" xmlns:cx8="http://schemas.microsoft.com/office/drawing/2016/5/14/chartex" xmlns:mc="http://schemas.openxmlformats.org/markup-compatibility/2006" xmlns:aink="http://schemas.microsoft.com/office/drawing/2016/ink" xmlns:am3d="http://schemas.microsoft.com/office/drawing/2017/model3d" xmlns:o="urn:schemas-microsoft-com:office:office" xmlns:oel="http://schemas.microsoft.com/office/2019/extlst" xmlns:r="http://schemas.openxmlformats.org/officeDocument/2006/relationships" xmlns:m="http://schemas.openxmlformats.org/officeDocument/2006/math" xmlns:v="urn:schemas-microsoft-com:vml" xmlns:wp14="http://schemas.microsoft.com/office/word/2010/wordprocessingDrawing" xmlns:wp="http://schemas.openxmlformats.org/drawingml/2006/wordprocessingDrawing" xmlns:w10="urn:schemas-microsoft-com:office:word" xmlns:w="http://schemas.openxmlformats.org/wordprocessingml/2006/main" xmlns:w14="http://schemas.microsoft.com/office/word/2010/wordml" xmlns:w15="http://schemas.microsoft.com/office/word/2012/wordml" xmlns:w16cex="http://schemas.microsoft.com/office/word/2018/wordml/cex" xmlns:w16cid="http://schemas.microsoft.com/office/word/2016/wordml/cid" xmlns:w16="http://schemas.microsoft.com/office/word/2018/wordml" xmlns:w16sdtdh="http://schemas.microsoft.com/office/word/2020/wordml/sdtdatahash" xmlns:w16se="http://schemas.microsoft.com/office/word/2015/wordml/symex" xmlns:wpg="http://schemas.microsoft.com/office/word/2010/wordprocessingGroup" xmlns:wpi="http://schemas.microsoft.com/office/word/2010/wordprocessingInk" xmlns:wne="http://schemas.microsoft.com/office/word/2006/wordml" xmlns:wps="http://schemas.microsoft.com/office/word/2010/wordprocessingShape" mc:Ignorable="w14 w15 w16se w16cid w16 w16cex w16sdtdh wp14">
+<w:document xmlns:wpc="http://schemas.microsoft.com/office/word/2010/wordprocessingCanvas" xmlns:cx="http://schemas.microsoft.com/office/drawing/2014/chartex" xmlns:cx1="http://schemas.microsoft.com/office/drawing/2015/9/8/chartex" xmlns:cx2="http://schemas.microsoft.com/office/drawing/2015/10/21/chartex" xmlns:cx3="http://schemas.microsoft.com/office/drawing/2016/5/9/chartex" xmlns:cx4="http://schemas.microsoft.com/office/drawing/2016/5/10/chartex" xmlns:cx5="http://schemas.microsoft.com/office/drawing/2016/5/11/chartex" xmlns:cx6="http://schemas.microsoft.com/office/drawing/2016/5/12/chartex" xmlns:cx7="http://schemas.microsoft.com/office/drawing/2016/5/13/chartex" xmlns:cx8="http://schemas.microsoft.com/office/drawing/2016/5/14/chartex" xmlns:mc="http://schemas.openxmlformats.org/markup-compatibility/2006" xmlns:aink="http://schemas.microsoft.com/office/drawing/2016/ink" xmlns:am3d="http://schemas.microsoft.com/office/drawing/2017/model3d" xmlns:o="urn:schemas-microsoft-com:office:office" xmlns:oel="http://schemas.microsoft.com/office/2019/extlst" xmlns:r="http://schemas.openxmlformats.org/officeDocument/2006/relationships" xmlns:m="http://schemas.openxmlformats.org/officeDocument/2006/math" xmlns:v="urn:schemas-microsoft-com:vml" xmlns:wp14="http://schemas.microsoft.com/office/word/2010/wordprocessingDrawing" xmlns:wp="http://schemas.openxmlformats.org/drawingml/2006/wordprocessingDrawing" xmlns:w10="urn:schemas-microsoft-com:office:word" xmlns:w="http://schemas.openxmlformats.org/wordprocessingml/2006/main" xmlns:w14="http://schemas.microsoft.com/office/word/2010/wordml" xmlns:w15="http://schemas.microsoft.com/office/word/2012/wordml" xmlns:w16cex="http://schemas.microsoft.com/office/word/2018/wordml/cex" xmlns:w16cid="http://schemas.microsoft.com/office/word/2016/wordml/cid" xmlns:w16="http://schemas.microsoft.com/office/word/2018/wordml" xmlns:w16du="http://schemas.microsoft.com/office/word/2023/wordml/word16du" xmlns:w16sdtdh="http://schemas.microsoft.com/office/word/2020/wordml/sdtdatahash" xmlns:w16sdtfl="http://schemas.microsoft.com/office/word/2024/wordml/sdtformatlock" xmlns:w16se="http://schemas.microsoft.com/office/word/2015/wordml/symex" xmlns:wpg="http://schemas.microsoft.com/office/word/2010/wordprocessingGroup" xmlns:wpi="http://schemas.microsoft.com/office/word/2010/wordprocessingInk" xmlns:wne="http://schemas.microsoft.com/office/word/2006/wordml" xmlns:wps="http://schemas.microsoft.com/office/word/2010/wordprocessingShape" mc:Ignorable="w14 w15 w16se w16cid w16 w16cex w16sdtdh w16sdtfl w16du wp14">
   <w:body>
     <w:p>
       <w:pPr>
@@ -9,14 +9,14 @@
       </w:pPr>
       <w:sdt>
         <w:sdtPr>
+          <w:alias w:val="#Nav: /Sales_Header/DocumentLbl"/>
+          <w:tag w:val="#Nav: Sales_Order_Confirmation_CZL/31187"/>
           <w:id w:val="585896584"/>
           <w:placeholder>
             <w:docPart w:val="DefaultPlaceholder_-1854013440"/>
           </w:placeholder>
           <w:dataBinding w:prefixMappings="xmlns:ns0='urn:microsoft-dynamics-nav/reports/Sales_Order_Confirmation_CZL/31187/'" w:xpath="/ns0:NavWordReportXmlPart[1]/ns0:Sales_Header[1]/ns0:DocumentLbl[1]" w:storeItemID="{B15F98FB-B9CC-48BF-929D-11B873F2E30D}"/>
           <w:text/>
-          <w:alias w:val="#Nav: /Sales_Header/DocumentLbl"/>
-          <w:tag w:val="#Nav: Sales_Order_Confirmation_CZL/31187"/>
         </w:sdtPr>
         <w:sdtContent>
           <w:r>
@@ -28,14 +28,14 @@
     <w:p>
       <w:sdt>
         <w:sdtPr>
+          <w:alias w:val="#Nav: /Sales_Header/GreetingLbl"/>
+          <w:tag w:val="#Nav: Sales_Order_Confirmation_CZL/31187"/>
           <w:id w:val="-1749425291"/>
           <w:placeholder>
             <w:docPart w:val="DefaultPlaceholder_-1854013440"/>
           </w:placeholder>
           <w:dataBinding w:prefixMappings="xmlns:ns0='urn:microsoft-dynamics-nav/reports/Sales_Order_Confirmation_CZL/31187/'" w:xpath="/ns0:NavWordReportXmlPart[1]/ns0:Sales_Header[1]/ns0:GreetingLbl[1]" w:storeItemID="{B15F98FB-B9CC-48BF-929D-11B873F2E30D}"/>
           <w:text/>
-          <w:alias w:val="#Nav: /Sales_Header/GreetingLbl"/>
-          <w:tag w:val="#Nav: Sales_Order_Confirmation_CZL/31187"/>
         </w:sdtPr>
         <w:sdtContent>
           <w:r>
@@ -48,14 +48,14 @@
       </w:r>
       <w:sdt>
         <w:sdtPr>
+          <w:alias w:val="#Nav: /Sales_Header/CustAddr1"/>
+          <w:tag w:val="#Nav: Sales_Order_Confirmation_CZL/31187"/>
           <w:id w:val="753943575"/>
           <w:placeholder>
             <w:docPart w:val="DefaultPlaceholder_-1854013440"/>
           </w:placeholder>
           <w:dataBinding w:prefixMappings="xmlns:ns0='urn:microsoft-dynamics-nav/reports/Sales_Order_Confirmation_CZL/31187/'" w:xpath="/ns0:NavWordReportXmlPart[1]/ns0:Sales_Header[1]/ns0:CustAddr1[1]" w:storeItemID="{B15F98FB-B9CC-48BF-929D-11B873F2E30D}"/>
           <w:text/>
-          <w:alias w:val="#Nav: /Sales_Header/CustAddr1"/>
-          <w:tag w:val="#Nav: Sales_Order_Confirmation_CZL/31187"/>
         </w:sdtPr>
         <w:sdtContent>
           <w:r>
@@ -69,14 +69,14 @@
     </w:p>
     <w:sdt>
       <w:sdtPr>
+        <w:alias w:val="#Nav: /Sales_Header/BodyLbl"/>
+        <w:tag w:val="#Nav: Sales_Order_Confirmation_CZL/31187"/>
         <w:id w:val="1747150334"/>
         <w:placeholder>
           <w:docPart w:val="DefaultPlaceholder_-1854013440"/>
         </w:placeholder>
         <w:dataBinding w:prefixMappings="xmlns:ns0='urn:microsoft-dynamics-nav/reports/Sales_Order_Confirmation_CZL/31187/'" w:xpath="/ns0:NavWordReportXmlPart[1]/ns0:Sales_Header[1]/ns0:BodyLbl[1]" w:storeItemID="{B15F98FB-B9CC-48BF-929D-11B873F2E30D}"/>
         <w:text/>
-        <w:alias w:val="#Nav: /Sales_Header/BodyLbl"/>
-        <w:tag w:val="#Nav: Sales_Order_Confirmation_CZL/31187"/>
       </w:sdtPr>
       <w:sdtContent>
         <w:p>
@@ -91,11 +91,11 @@
         <w:tblStyle w:val="TableGrid"/>
         <w:tblW w:w="10260" w:type="dxa"/>
         <w:tblBorders>
-          <w:top w:val="none" w:color="auto" w:sz="0" w:space="0"/>
-          <w:left w:val="none" w:color="auto" w:sz="0" w:space="0"/>
-          <w:bottom w:val="none" w:color="auto" w:sz="0" w:space="0"/>
-          <w:right w:val="none" w:color="auto" w:sz="0" w:space="0"/>
-          <w:insideV w:val="none" w:color="auto" w:sz="0" w:space="0"/>
+          <w:top w:val="none" w:sz="0" w:space="0" w:color="auto"/>
+          <w:left w:val="none" w:sz="0" w:space="0" w:color="auto"/>
+          <w:bottom w:val="none" w:sz="0" w:space="0" w:color="auto"/>
+          <w:right w:val="none" w:sz="0" w:space="0" w:color="auto"/>
+          <w:insideV w:val="none" w:sz="0" w:space="0" w:color="auto"/>
         </w:tblBorders>
         <w:tblCellMar>
           <w:top w:w="29" w:type="dxa"/>
@@ -112,14 +112,14 @@
       <w:tr>
         <w:sdt>
           <w:sdtPr>
+            <w:alias w:val="#Nav: /Sales_Header/DocumentNoLbl"/>
+            <w:tag w:val="#Nav: Sales_Order_Confirmation_CZL/31187"/>
             <w:id w:val="1626575620"/>
             <w:placeholder>
               <w:docPart w:val="DefaultPlaceholder_-1854013440"/>
             </w:placeholder>
             <w:dataBinding w:prefixMappings="xmlns:ns0='urn:microsoft-dynamics-nav/reports/Sales_Order_Confirmation_CZL/31187/'" w:xpath="/ns0:NavWordReportXmlPart[1]/ns0:Sales_Header[1]/ns0:DocumentNoLbl[1]" w:storeItemID="{B15F98FB-B9CC-48BF-929D-11B873F2E30D}"/>
             <w:text/>
-            <w:alias w:val="#Nav: /Sales_Header/DocumentNoLbl"/>
-            <w:tag w:val="#Nav: Sales_Order_Confirmation_CZL/31187"/>
           </w:sdtPr>
           <w:sdtContent>
             <w:tc>
@@ -128,7 +128,7 @@
                 <w:tcBorders>
                   <w:top w:val="nil"/>
                   <w:left w:val="nil"/>
-                  <w:bottom w:val="single" w:color="808080" w:themeColor="background1" w:themeShade="80" w:sz="4" w:space="0"/>
+                  <w:bottom w:val="single" w:sz="4" w:space="0" w:color="808080" w:themeColor="background1" w:themeShade="80"/>
                   <w:right w:val="nil"/>
                 </w:tcBorders>
                 <w:hideMark/>
@@ -136,7 +136,6 @@
               <w:p>
                 <w:pPr>
                   <w:pStyle w:val="Heading1"/>
-                  <w:outlineLvl w:val="0"/>
                 </w:pPr>
                 <w:r>
                   <w:t>DocumentNoLbl</w:t>
@@ -147,14 +146,14 @@
         </w:sdt>
         <w:sdt>
           <w:sdtPr>
+            <w:alias w:val="#Nav: /Sales_Header/DueDate_SalesHeaderCaption"/>
+            <w:tag w:val="#Nav: Sales_Order_Confirmation_CZL/31187"/>
             <w:id w:val="837266192"/>
             <w:placeholder>
               <w:docPart w:val="DefaultPlaceholder_-1854013440"/>
             </w:placeholder>
             <w:dataBinding w:prefixMappings="xmlns:ns0='urn:microsoft-dynamics-nav/reports/Sales_Order_Confirmation_CZL/31187/'" w:xpath="/ns0:NavWordReportXmlPart[1]/ns0:Sales_Header[1]/ns0:DueDate_SalesHeaderCaption[1]" w:storeItemID="{B15F98FB-B9CC-48BF-929D-11B873F2E30D}"/>
             <w:text/>
-            <w:alias w:val="#Nav: /Sales_Header/DueDate_SalesHeaderCaption"/>
-            <w:tag w:val="#Nav: Sales_Order_Confirmation_CZL/31187"/>
           </w:sdtPr>
           <w:sdtContent>
             <w:tc>
@@ -163,7 +162,7 @@
                 <w:tcBorders>
                   <w:top w:val="nil"/>
                   <w:left w:val="nil"/>
-                  <w:bottom w:val="single" w:color="808080" w:themeColor="background1" w:themeShade="80" w:sz="4" w:space="0"/>
+                  <w:bottom w:val="single" w:sz="4" w:space="0" w:color="808080" w:themeColor="background1" w:themeShade="80"/>
                   <w:right w:val="nil"/>
                 </w:tcBorders>
                 <w:hideMark/>
@@ -171,7 +170,6 @@
               <w:p>
                 <w:pPr>
                   <w:pStyle w:val="Heading1"/>
-                  <w:outlineLvl w:val="0"/>
                 </w:pPr>
                 <w:r>
                   <w:t>DueDate_SalesHeaderCaption</w:t>
@@ -182,14 +180,14 @@
         </w:sdt>
         <w:sdt>
           <w:sdtPr>
+            <w:alias w:val="#Nav: /Sales_Header/AmountIncludingVAT_SalesHeaderCaption"/>
+            <w:tag w:val="#Nav: Sales_Order_Confirmation_CZL/31187"/>
             <w:id w:val="817077631"/>
             <w:placeholder>
               <w:docPart w:val="DefaultPlaceholder_-1854013440"/>
             </w:placeholder>
             <w:dataBinding w:prefixMappings="xmlns:ns0='urn:microsoft-dynamics-nav/reports/Sales_Order_Confirmation_CZL/31187/'" w:xpath="/ns0:NavWordReportXmlPart[1]/ns0:Sales_Header[1]/ns0:AmountIncludingVAT_SalesHeaderCaption[1]" w:storeItemID="{B15F98FB-B9CC-48BF-929D-11B873F2E30D}"/>
             <w:text/>
-            <w:alias w:val="#Nav: /Sales_Header/AmountIncludingVAT_SalesHeaderCaption"/>
-            <w:tag w:val="#Nav: Sales_Order_Confirmation_CZL/31187"/>
           </w:sdtPr>
           <w:sdtContent>
             <w:tc>
@@ -198,7 +196,7 @@
                 <w:tcBorders>
                   <w:top w:val="nil"/>
                   <w:left w:val="nil"/>
-                  <w:bottom w:val="single" w:color="808080" w:themeColor="background1" w:themeShade="80" w:sz="4" w:space="0"/>
+                  <w:bottom w:val="single" w:sz="4" w:space="0" w:color="808080" w:themeColor="background1" w:themeShade="80"/>
                   <w:right w:val="nil"/>
                 </w:tcBorders>
                 <w:hideMark/>
@@ -207,7 +205,6 @@
                 <w:pPr>
                   <w:pStyle w:val="Heading1"/>
                   <w:jc w:val="right"/>
-                  <w:outlineLvl w:val="0"/>
                 </w:pPr>
                 <w:r>
                   <w:t>AmountIncludingVAT_SalesHeaderCaption</w:t>
@@ -220,21 +217,21 @@
       <w:tr>
         <w:sdt>
           <w:sdtPr>
+            <w:alias w:val="#Nav: /Sales_Header/No_SalesHeader"/>
+            <w:tag w:val="#Nav: Sales_Order_Confirmation_CZL/31187"/>
             <w:id w:val="-1858181821"/>
             <w:placeholder>
               <w:docPart w:val="DefaultPlaceholder_-1854013440"/>
             </w:placeholder>
             <w:dataBinding w:prefixMappings="xmlns:ns0='urn:microsoft-dynamics-nav/reports/Sales_Order_Confirmation_CZL/31187/'" w:xpath="/ns0:NavWordReportXmlPart[1]/ns0:Sales_Header[1]/ns0:No_SalesHeader[1]" w:storeItemID="{B15F98FB-B9CC-48BF-929D-11B873F2E30D}"/>
             <w:text/>
-            <w:alias w:val="#Nav: /Sales_Header/No_SalesHeader"/>
-            <w:tag w:val="#Nav: Sales_Order_Confirmation_CZL/31187"/>
           </w:sdtPr>
           <w:sdtContent>
             <w:tc>
               <w:tcPr>
                 <w:tcW w:w="1902" w:type="dxa"/>
                 <w:tcBorders>
-                  <w:top w:val="single" w:color="808080" w:themeColor="background1" w:themeShade="80" w:sz="4" w:space="0"/>
+                  <w:top w:val="single" w:sz="4" w:space="0" w:color="808080" w:themeColor="background1" w:themeShade="80"/>
                   <w:left w:val="nil"/>
                   <w:bottom w:val="nil"/>
                   <w:right w:val="nil"/>
@@ -251,21 +248,21 @@
         </w:sdt>
         <w:sdt>
           <w:sdtPr>
+            <w:alias w:val="#Nav: /Sales_Header/DueDateFormat_SalesHeader"/>
+            <w:tag w:val="#Nav: Sales_Order_Confirmation_CZL/31187"/>
             <w:id w:val="442806555"/>
             <w:placeholder>
               <w:docPart w:val="DefaultPlaceholder_-1854013440"/>
             </w:placeholder>
             <w:dataBinding w:prefixMappings="xmlns:ns0='urn:microsoft-dynamics-nav/reports/Sales_Order_Confirmation_CZL/31187/'" w:xpath="/ns0:NavWordReportXmlPart[1]/ns0:Sales_Header[1]/ns0:DueDateFormat_SalesHeader[1]" w:storeItemID="{B15F98FB-B9CC-48BF-929D-11B873F2E30D}"/>
             <w:text/>
-            <w:alias w:val="#Nav: /Sales_Header/DueDateFormat_SalesHeader"/>
-            <w:tag w:val="#Nav: Sales_Order_Confirmation_CZL/31187"/>
           </w:sdtPr>
           <w:sdtContent>
             <w:tc>
               <w:tcPr>
                 <w:tcW w:w="3734" w:type="dxa"/>
                 <w:tcBorders>
-                  <w:top w:val="single" w:color="808080" w:themeColor="background1" w:themeShade="80" w:sz="4" w:space="0"/>
+                  <w:top w:val="single" w:sz="4" w:space="0" w:color="808080" w:themeColor="background1" w:themeShade="80"/>
                   <w:left w:val="nil"/>
                   <w:bottom w:val="nil"/>
                   <w:right w:val="nil"/>
@@ -282,21 +279,21 @@
         </w:sdt>
         <w:sdt>
           <w:sdtPr>
+            <w:alias w:val="#Nav: /Sales_Header/AmountIncludingVAT_SalesHeader"/>
+            <w:tag w:val="#Nav: Sales_Order_Confirmation_CZL/31187"/>
             <w:id w:val="-1973353572"/>
             <w:placeholder>
               <w:docPart w:val="DefaultPlaceholder_-1854013440"/>
             </w:placeholder>
-            <w:dataBinding w:prefixMappings="xmlns:ns0='urn:microsoft-dynamics-nav/reports/Sales_Order_Confirmation_CZL/31187/'" w:xpath="/ns0:NavWordReportXmlPart[1]/ns0:Sales_Header[1]/ns0:AmountIncludingVAT_SalesHeader[1]" w:storeItemID="{B15F98FB-B9CC-48BF-929D-11B873F2E30D}"/>
+            <w:dataBinding w:prefixMappings="xmlns:ns0='urn:microsoft-dynamics-nav/reports/Sales_Order_Confirmation_CZL/31187/' " w:xpath="/ns0:NavWordReportXmlPart[1]/ns0:Sales_Header[1]/ns0:Formatted_AmountIncludingVAT_SalesHeader[1]" w:storeItemID="{B15F98FB-B9CC-48BF-929D-11B873F2E30D}"/>
             <w:text/>
-            <w:alias w:val="#Nav: /Sales_Header/AmountIncludingVAT_SalesHeader"/>
-            <w:tag w:val="#Nav: Sales_Order_Confirmation_CZL/31187"/>
           </w:sdtPr>
           <w:sdtContent>
             <w:tc>
               <w:tcPr>
                 <w:tcW w:w="4002" w:type="dxa"/>
                 <w:tcBorders>
-                  <w:top w:val="single" w:color="808080" w:themeColor="background1" w:themeShade="80" w:sz="4" w:space="0"/>
+                  <w:top w:val="single" w:sz="4" w:space="0" w:color="808080" w:themeColor="background1" w:themeShade="80"/>
                   <w:left w:val="nil"/>
                   <w:bottom w:val="nil"/>
                   <w:right w:val="nil"/>
@@ -308,7 +305,7 @@
                   <w:jc w:val="right"/>
                 </w:pPr>
                 <w:r>
-                  <w:t>AmountIncludingVAT_SalesHeader</w:t>
+                  <w:t>Formatted_AmountIncludingVAT_SalesHeader</w:t>
                 </w:r>
               </w:p>
             </w:tc>
@@ -318,7 +315,7 @@
       <w:tr>
         <w:tblPrEx>
           <w:tblBorders>
-            <w:insideH w:val="none" w:color="auto" w:sz="0" w:space="0"/>
+            <w:insideH w:val="none" w:sz="0" w:space="0" w:color="auto"/>
           </w:tblBorders>
           <w:tblCellMar>
             <w:top w:w="0" w:type="dxa"/>
@@ -339,14 +336,14 @@
       </w:pPr>
       <w:sdt>
         <w:sdtPr>
+          <w:alias w:val="#Nav: /Sales_Header/ClosingLbl"/>
+          <w:tag w:val="#Nav: Sales_Order_Confirmation_CZL/31187"/>
           <w:id w:val="-24722489"/>
           <w:placeholder>
             <w:docPart w:val="DefaultPlaceholder_-1854013440"/>
           </w:placeholder>
           <w:dataBinding w:prefixMappings="xmlns:ns0='urn:microsoft-dynamics-nav/reports/Sales_Order_Confirmation_CZL/31187/'" w:xpath="/ns0:NavWordReportXmlPart[1]/ns0:Sales_Header[1]/ns0:ClosingLbl[1]" w:storeItemID="{B15F98FB-B9CC-48BF-929D-11B873F2E30D}"/>
           <w:text/>
-          <w:alias w:val="#Nav: /Sales_Header/ClosingLbl"/>
-          <w:tag w:val="#Nav: Sales_Order_Confirmation_CZL/31187"/>
         </w:sdtPr>
         <w:sdtContent>
           <w:r>
@@ -360,14 +357,14 @@
     </w:p>
     <w:sdt>
       <w:sdtPr>
+        <w:alias w:val="#Nav: /Sales_Header/CopyLoop/Salesperson_Purchaser/Name_SalespersonPurchaser"/>
+        <w:tag w:val="#Nav: Sales_Order_Confirmation_CZL/31187"/>
         <w:id w:val="750475935"/>
         <w:placeholder>
           <w:docPart w:val="DefaultPlaceholder_-1854013440"/>
         </w:placeholder>
         <w:dataBinding w:prefixMappings="xmlns:ns0='urn:microsoft-dynamics-nav/reports/Sales_Order_Confirmation_CZL/31187/'" w:xpath="/ns0:NavWordReportXmlPart[1]/ns0:Sales_Header[1]/ns0:CopyLoop[1]/ns0:Salesperson_Purchaser[1]/ns0:Name_SalespersonPurchaser[1]" w:storeItemID="{B15F98FB-B9CC-48BF-929D-11B873F2E30D}"/>
         <w:text/>
-        <w:alias w:val="#Nav: /Sales_Header/CopyLoop/Salesperson_Purchaser/Name_SalespersonPurchaser"/>
-        <w:tag w:val="#Nav: Sales_Order_Confirmation_CZL/31187"/>
       </w:sdtPr>
       <w:sdtContent>
         <w:p>
@@ -379,14 +376,14 @@
     </w:sdt>
     <w:sdt>
       <w:sdtPr>
+        <w:alias w:val="#Nav: /Company_Information/CompanyAddr1"/>
+        <w:tag w:val="#Nav: Sales_Order_Confirmation_CZL/31187"/>
         <w:id w:val="-288668957"/>
         <w:placeholder>
           <w:docPart w:val="DefaultPlaceholder_-1854013440"/>
         </w:placeholder>
         <w:dataBinding w:prefixMappings="xmlns:ns0='urn:microsoft-dynamics-nav/reports/Sales_Order_Confirmation_CZL/31187/'" w:xpath="/ns0:NavWordReportXmlPart[1]/ns0:Company_Information[1]/ns0:CompanyAddr1[1]" w:storeItemID="{B15F98FB-B9CC-48BF-929D-11B873F2E30D}"/>
         <w:text/>
-        <w:alias w:val="#Nav: /Company_Information/CompanyAddr1"/>
-        <w:tag w:val="#Nav: Sales_Order_Confirmation_CZL/31187"/>
       </w:sdtPr>
       <w:sdtContent>
         <w:p>
@@ -401,14 +398,14 @@
     </w:sdt>
     <w:sdt>
       <w:sdtPr>
+        <w:alias w:val="#Nav: /Company_Information/CompanyAddr2"/>
+        <w:tag w:val="#Nav: Sales_Order_Confirmation_CZL/31187"/>
         <w:id w:val="986361696"/>
         <w:placeholder>
           <w:docPart w:val="DefaultPlaceholder_-1854013440"/>
         </w:placeholder>
         <w:dataBinding w:prefixMappings="xmlns:ns0='urn:microsoft-dynamics-nav/reports/Sales_Order_Confirmation_CZL/31187/'" w:xpath="/ns0:NavWordReportXmlPart[1]/ns0:Company_Information[1]/ns0:CompanyAddr2[1]" w:storeItemID="{B15F98FB-B9CC-48BF-929D-11B873F2E30D}"/>
         <w:text/>
-        <w:alias w:val="#Nav: /Company_Information/CompanyAddr2"/>
-        <w:tag w:val="#Nav: Sales_Order_Confirmation_CZL/31187"/>
       </w:sdtPr>
       <w:sdtContent>
         <w:p>
@@ -423,14 +420,14 @@
     </w:sdt>
     <w:sdt>
       <w:sdtPr>
+        <w:alias w:val="#Nav: /Company_Information/CompanyAddr3"/>
+        <w:tag w:val="#Nav: Sales_Order_Confirmation_CZL/31187"/>
         <w:id w:val="-1193229449"/>
         <w:placeholder>
           <w:docPart w:val="DefaultPlaceholder_-1854013440"/>
         </w:placeholder>
         <w:dataBinding w:prefixMappings="xmlns:ns0='urn:microsoft-dynamics-nav/reports/Sales_Order_Confirmation_CZL/31187/'" w:xpath="/ns0:NavWordReportXmlPart[1]/ns0:Company_Information[1]/ns0:CompanyAddr3[1]" w:storeItemID="{B15F98FB-B9CC-48BF-929D-11B873F2E30D}"/>
         <w:text/>
-        <w:alias w:val="#Nav: /Company_Information/CompanyAddr3"/>
-        <w:tag w:val="#Nav: Sales_Order_Confirmation_CZL/31187"/>
       </w:sdtPr>
       <w:sdtContent>
         <w:p>
@@ -445,14 +442,14 @@
     </w:sdt>
     <w:sdt>
       <w:sdtPr>
+        <w:alias w:val="#Nav: /Company_Information/CompanyAddr4"/>
+        <w:tag w:val="#Nav: Sales_Order_Confirmation_CZL/31187"/>
         <w:id w:val="-770162174"/>
         <w:placeholder>
           <w:docPart w:val="DefaultPlaceholder_-1854013440"/>
         </w:placeholder>
         <w:dataBinding w:prefixMappings="xmlns:ns0='urn:microsoft-dynamics-nav/reports/Sales_Order_Confirmation_CZL/31187/'" w:xpath="/ns0:NavWordReportXmlPart[1]/ns0:Company_Information[1]/ns0:CompanyAddr4[1]" w:storeItemID="{B15F98FB-B9CC-48BF-929D-11B873F2E30D}"/>
         <w:text/>
-        <w:alias w:val="#Nav: /Company_Information/CompanyAddr4"/>
-        <w:tag w:val="#Nav: Sales_Order_Confirmation_CZL/31187"/>
       </w:sdtPr>
       <w:sdtContent>
         <w:p>
@@ -467,14 +464,14 @@
     </w:sdt>
     <w:sdt>
       <w:sdtPr>
+        <w:alias w:val="#Nav: /Company_Information/CompanyAddr5"/>
+        <w:tag w:val="#Nav: Sales_Order_Confirmation_CZL/31187"/>
         <w:id w:val="-741878936"/>
         <w:placeholder>
           <w:docPart w:val="DefaultPlaceholder_-1854013440"/>
         </w:placeholder>
         <w:dataBinding w:prefixMappings="xmlns:ns0='urn:microsoft-dynamics-nav/reports/Sales_Order_Confirmation_CZL/31187/'" w:xpath="/ns0:NavWordReportXmlPart[1]/ns0:Company_Information[1]/ns0:CompanyAddr5[1]" w:storeItemID="{B15F98FB-B9CC-48BF-929D-11B873F2E30D}"/>
         <w:text/>
-        <w:alias w:val="#Nav: /Company_Information/CompanyAddr5"/>
-        <w:tag w:val="#Nav: Sales_Order_Confirmation_CZL/31187"/>
       </w:sdtPr>
       <w:sdtContent>
         <w:p>
@@ -489,14 +486,14 @@
     </w:sdt>
     <w:sdt>
       <w:sdtPr>
+        <w:alias w:val="#Nav: /Company_Information/CompanyAddr6"/>
+        <w:tag w:val="#Nav: Sales_Order_Confirmation_CZL/31187"/>
         <w:id w:val="1868571025"/>
         <w:placeholder>
           <w:docPart w:val="DefaultPlaceholder_-1854013440"/>
         </w:placeholder>
         <w:dataBinding w:prefixMappings="xmlns:ns0='urn:microsoft-dynamics-nav/reports/Sales_Order_Confirmation_CZL/31187/'" w:xpath="/ns0:NavWordReportXmlPart[1]/ns0:Company_Information[1]/ns0:CompanyAddr6[1]" w:storeItemID="{B15F98FB-B9CC-48BF-929D-11B873F2E30D}"/>
         <w:text/>
-        <w:alias w:val="#Nav: /Company_Information/CompanyAddr6"/>
-        <w:tag w:val="#Nav: Sales_Order_Confirmation_CZL/31187"/>
       </w:sdtPr>
       <w:sdtContent>
         <w:p>
@@ -521,7 +518,7 @@
 </file>
 
 <file path=word/styles.xml><?xml version="1.0" encoding="utf-8"?>
-<w:styles xmlns:mc="http://schemas.openxmlformats.org/markup-compatibility/2006" xmlns:r="http://schemas.openxmlformats.org/officeDocument/2006/relationships" xmlns:w="http://schemas.openxmlformats.org/wordprocessingml/2006/main" xmlns:w14="http://schemas.microsoft.com/office/word/2010/wordml" xmlns:w15="http://schemas.microsoft.com/office/word/2012/wordml" xmlns:w16cex="http://schemas.microsoft.com/office/word/2018/wordml/cex" xmlns:w16cid="http://schemas.microsoft.com/office/word/2016/wordml/cid" xmlns:w16="http://schemas.microsoft.com/office/word/2018/wordml" xmlns:w16sdtdh="http://schemas.microsoft.com/office/word/2020/wordml/sdtdatahash" xmlns:w16se="http://schemas.microsoft.com/office/word/2015/wordml/symex" mc:Ignorable="w14 w15 w16se w16cid w16 w16cex w16sdtdh">
+<w:styles xmlns:mc="http://schemas.openxmlformats.org/markup-compatibility/2006" xmlns:r="http://schemas.openxmlformats.org/officeDocument/2006/relationships" xmlns:w="http://schemas.openxmlformats.org/wordprocessingml/2006/main" xmlns:w14="http://schemas.microsoft.com/office/word/2010/wordml" xmlns:w15="http://schemas.microsoft.com/office/word/2012/wordml" xmlns:w16cex="http://schemas.microsoft.com/office/word/2018/wordml/cex" xmlns:w16cid="http://schemas.microsoft.com/office/word/2016/wordml/cid" xmlns:w16="http://schemas.microsoft.com/office/word/2018/wordml" xmlns:w16du="http://schemas.microsoft.com/office/word/2023/wordml/word16du" xmlns:w16sdtdh="http://schemas.microsoft.com/office/word/2020/wordml/sdtdatahash" xmlns:w16sdtfl="http://schemas.microsoft.com/office/word/2024/wordml/sdtformatlock" xmlns:w16se="http://schemas.microsoft.com/office/word/2015/wordml/symex" mc:Ignorable="w14 w15 w16se w16cid w16 w16cex w16sdtdh w16sdtfl w16du">
   <w:docDefaults>
     <w:rPrDefault>
       <w:rPr>
@@ -1102,7 +1099,7 @@
 </file>
 
 <file path=word/glossary/document.xml><?xml version="1.0" encoding="utf-8"?>
-<w:glossaryDocument xmlns:wpc="http://schemas.microsoft.com/office/word/2010/wordprocessingCanvas" xmlns:cx="http://schemas.microsoft.com/office/drawing/2014/chartex" xmlns:cx1="http://schemas.microsoft.com/office/drawing/2015/9/8/chartex" xmlns:cx2="http://schemas.microsoft.com/office/drawing/2015/10/21/chartex" xmlns:cx3="http://schemas.microsoft.com/office/drawing/2016/5/9/chartex" xmlns:cx4="http://schemas.microsoft.com/office/drawing/2016/5/10/chartex" xmlns:cx5="http://schemas.microsoft.com/office/drawing/2016/5/11/chartex" xmlns:cx6="http://schemas.microsoft.com/office/drawing/2016/5/12/chartex" xmlns:cx7="http://schemas.microsoft.com/office/drawing/2016/5/13/chartex" xmlns:cx8="http://schemas.microsoft.com/office/drawing/2016/5/14/chartex" xmlns:mc="http://schemas.openxmlformats.org/markup-compatibility/2006" xmlns:aink="http://schemas.microsoft.com/office/drawing/2016/ink" xmlns:am3d="http://schemas.microsoft.com/office/drawing/2017/model3d" xmlns:o="urn:schemas-microsoft-com:office:office" xmlns:oel="http://schemas.microsoft.com/office/2019/extlst" xmlns:r="http://schemas.openxmlformats.org/officeDocument/2006/relationships" xmlns:m="http://schemas.openxmlformats.org/officeDocument/2006/math" xmlns:v="urn:schemas-microsoft-com:vml" xmlns:wp14="http://schemas.microsoft.com/office/word/2010/wordprocessingDrawing" xmlns:wp="http://schemas.openxmlformats.org/drawingml/2006/wordprocessingDrawing" xmlns:w10="urn:schemas-microsoft-com:office:word" xmlns:w="http://schemas.openxmlformats.org/wordprocessingml/2006/main" xmlns:w14="http://schemas.microsoft.com/office/word/2010/wordml" xmlns:w15="http://schemas.microsoft.com/office/word/2012/wordml" xmlns:w16cex="http://schemas.microsoft.com/office/word/2018/wordml/cex" xmlns:w16cid="http://schemas.microsoft.com/office/word/2016/wordml/cid" xmlns:w16="http://schemas.microsoft.com/office/word/2018/wordml" xmlns:w16sdtdh="http://schemas.microsoft.com/office/word/2020/wordml/sdtdatahash" xmlns:w16se="http://schemas.microsoft.com/office/word/2015/wordml/symex" xmlns:wpg="http://schemas.microsoft.com/office/word/2010/wordprocessingGroup" xmlns:wpi="http://schemas.microsoft.com/office/word/2010/wordprocessingInk" xmlns:wne="http://schemas.microsoft.com/office/word/2006/wordml" xmlns:wps="http://schemas.microsoft.com/office/word/2010/wordprocessingShape" mc:Ignorable="w14 w15 w16se w16cid w16 w16cex w16sdtdh wp14">
+<w:glossaryDocument xmlns:wpc="http://schemas.microsoft.com/office/word/2010/wordprocessingCanvas" xmlns:cx="http://schemas.microsoft.com/office/drawing/2014/chartex" xmlns:cx1="http://schemas.microsoft.com/office/drawing/2015/9/8/chartex" xmlns:cx2="http://schemas.microsoft.com/office/drawing/2015/10/21/chartex" xmlns:cx3="http://schemas.microsoft.com/office/drawing/2016/5/9/chartex" xmlns:cx4="http://schemas.microsoft.com/office/drawing/2016/5/10/chartex" xmlns:cx5="http://schemas.microsoft.com/office/drawing/2016/5/11/chartex" xmlns:cx6="http://schemas.microsoft.com/office/drawing/2016/5/12/chartex" xmlns:cx7="http://schemas.microsoft.com/office/drawing/2016/5/13/chartex" xmlns:cx8="http://schemas.microsoft.com/office/drawing/2016/5/14/chartex" xmlns:mc="http://schemas.openxmlformats.org/markup-compatibility/2006" xmlns:aink="http://schemas.microsoft.com/office/drawing/2016/ink" xmlns:am3d="http://schemas.microsoft.com/office/drawing/2017/model3d" xmlns:o="urn:schemas-microsoft-com:office:office" xmlns:oel="http://schemas.microsoft.com/office/2019/extlst" xmlns:r="http://schemas.openxmlformats.org/officeDocument/2006/relationships" xmlns:m="http://schemas.openxmlformats.org/officeDocument/2006/math" xmlns:v="urn:schemas-microsoft-com:vml" xmlns:wp14="http://schemas.microsoft.com/office/word/2010/wordprocessingDrawing" xmlns:wp="http://schemas.openxmlformats.org/drawingml/2006/wordprocessingDrawing" xmlns:w10="urn:schemas-microsoft-com:office:word" xmlns:w="http://schemas.openxmlformats.org/wordprocessingml/2006/main" xmlns:w14="http://schemas.microsoft.com/office/word/2010/wordml" xmlns:w15="http://schemas.microsoft.com/office/word/2012/wordml" xmlns:w16cex="http://schemas.microsoft.com/office/word/2018/wordml/cex" xmlns:w16cid="http://schemas.microsoft.com/office/word/2016/wordml/cid" xmlns:w16="http://schemas.microsoft.com/office/word/2018/wordml" xmlns:w16du="http://schemas.microsoft.com/office/word/2023/wordml/word16du" xmlns:w16sdtdh="http://schemas.microsoft.com/office/word/2020/wordml/sdtdatahash" xmlns:w16sdtfl="http://schemas.microsoft.com/office/word/2024/wordml/sdtformatlock" xmlns:w16se="http://schemas.microsoft.com/office/word/2015/wordml/symex" xmlns:wpg="http://schemas.microsoft.com/office/word/2010/wordprocessingGroup" xmlns:wpi="http://schemas.microsoft.com/office/word/2010/wordprocessingInk" xmlns:wne="http://schemas.microsoft.com/office/word/2006/wordml" xmlns:wps="http://schemas.microsoft.com/office/word/2010/wordprocessingShape" mc:Ignorable="w14 w15 w16se w16cid w16 w16cex w16sdtdh w16sdtfl w16du wp14">
   <w:docParts>
     <w:docPart>
       <w:docPartPr>
@@ -1135,13 +1132,13 @@
 </file>
 
 <file path=word/glossary/fontTable.xml><?xml version="1.0" encoding="utf-8"?>
-<w:fonts xmlns:mc="http://schemas.openxmlformats.org/markup-compatibility/2006" xmlns:r="http://schemas.openxmlformats.org/officeDocument/2006/relationships" xmlns:w="http://schemas.openxmlformats.org/wordprocessingml/2006/main" xmlns:w14="http://schemas.microsoft.com/office/word/2010/wordml" xmlns:w15="http://schemas.microsoft.com/office/word/2012/wordml" xmlns:w16cex="http://schemas.microsoft.com/office/word/2018/wordml/cex" xmlns:w16cid="http://schemas.microsoft.com/office/word/2016/wordml/cid" xmlns:w16="http://schemas.microsoft.com/office/word/2018/wordml" xmlns:w16sdtdh="http://schemas.microsoft.com/office/word/2020/wordml/sdtdatahash" xmlns:w16se="http://schemas.microsoft.com/office/word/2015/wordml/symex" mc:Ignorable="w14 w15 w16se w16cid w16 w16cex w16sdtdh">
+<w:fonts xmlns:mc="http://schemas.openxmlformats.org/markup-compatibility/2006" xmlns:r="http://schemas.openxmlformats.org/officeDocument/2006/relationships" xmlns:w="http://schemas.openxmlformats.org/wordprocessingml/2006/main" xmlns:w14="http://schemas.microsoft.com/office/word/2010/wordml" xmlns:w15="http://schemas.microsoft.com/office/word/2012/wordml" xmlns:w16cex="http://schemas.microsoft.com/office/word/2018/wordml/cex" xmlns:w16cid="http://schemas.microsoft.com/office/word/2016/wordml/cid" xmlns:w16="http://schemas.microsoft.com/office/word/2018/wordml" xmlns:w16du="http://schemas.microsoft.com/office/word/2023/wordml/word16du" xmlns:w16sdtdh="http://schemas.microsoft.com/office/word/2020/wordml/sdtdatahash" xmlns:w16sdtfl="http://schemas.microsoft.com/office/word/2024/wordml/sdtformatlock" xmlns:w16se="http://schemas.microsoft.com/office/word/2015/wordml/symex" mc:Ignorable="w14 w15 w16se w16cid w16 w16cex w16sdtdh w16sdtfl w16du">
   <w:font w:name="Calibri">
     <w:panose1 w:val="020F0502020204030204"/>
     <w:charset w:val="00"/>
     <w:family w:val="swiss"/>
     <w:pitch w:val="variable"/>
-    <w:sig w:usb0="E4002EFF" w:usb1="C000247B" w:usb2="00000009" w:usb3="00000000" w:csb0="000001FF" w:csb1="00000000"/>
+    <w:sig w:usb0="E4002EFF" w:usb1="C200247B" w:usb2="00000009" w:usb3="00000000" w:csb0="000001FF" w:csb1="00000000"/>
   </w:font>
   <w:font w:name="Times New Roman">
     <w:panose1 w:val="02020603050405020304"/>
@@ -1155,13 +1152,25 @@
     <w:charset w:val="00"/>
     <w:family w:val="swiss"/>
     <w:pitch w:val="variable"/>
-    <w:sig w:usb0="E4002EFF" w:usb1="C000247B" w:usb2="00000009" w:usb3="00000000" w:csb0="000001FF" w:csb1="00000000"/>
+    <w:sig w:usb0="E4002EFF" w:usb1="C200247B" w:usb2="00000009" w:usb3="00000000" w:csb0="000001FF" w:csb1="00000000"/>
+  </w:font>
+  <w:font w:name="Aptos">
+    <w:charset w:val="00"/>
+    <w:family w:val="swiss"/>
+    <w:pitch w:val="variable"/>
+    <w:sig w:usb0="20000287" w:usb1="00000003" w:usb2="00000000" w:usb3="00000000" w:csb0="0000019F" w:csb1="00000000"/>
+  </w:font>
+  <w:font w:name="Aptos Display">
+    <w:charset w:val="00"/>
+    <w:family w:val="swiss"/>
+    <w:pitch w:val="variable"/>
+    <w:sig w:usb0="20000287" w:usb1="00000003" w:usb2="00000000" w:usb3="00000000" w:csb0="0000019F" w:csb1="00000000"/>
   </w:font>
 </w:fonts>
 </file>
 
 <file path=word/glossary/settings.xml><?xml version="1.0" encoding="utf-8"?>
-<w:settings xmlns:mc="http://schemas.openxmlformats.org/markup-compatibility/2006" xmlns:o="urn:schemas-microsoft-com:office:office" xmlns:r="http://schemas.openxmlformats.org/officeDocument/2006/relationships" xmlns:m="http://schemas.openxmlformats.org/officeDocument/2006/math" xmlns:v="urn:schemas-microsoft-com:vml" xmlns:w10="urn:schemas-microsoft-com:office:word" xmlns:w="http://schemas.openxmlformats.org/wordprocessingml/2006/main" xmlns:w14="http://schemas.microsoft.com/office/word/2010/wordml" xmlns:w15="http://schemas.microsoft.com/office/word/2012/wordml" xmlns:w16cex="http://schemas.microsoft.com/office/word/2018/wordml/cex" xmlns:w16cid="http://schemas.microsoft.com/office/word/2016/wordml/cid" xmlns:w16="http://schemas.microsoft.com/office/word/2018/wordml" xmlns:w16sdtdh="http://schemas.microsoft.com/office/word/2020/wordml/sdtdatahash" xmlns:w16se="http://schemas.microsoft.com/office/word/2015/wordml/symex" xmlns:sl="http://schemas.openxmlformats.org/schemaLibrary/2006/main" mc:Ignorable="w14 w15 w16se w16cid w16 w16cex w16sdtdh">
+<w:settings xmlns:mc="http://schemas.openxmlformats.org/markup-compatibility/2006" xmlns:o="urn:schemas-microsoft-com:office:office" xmlns:r="http://schemas.openxmlformats.org/officeDocument/2006/relationships" xmlns:m="http://schemas.openxmlformats.org/officeDocument/2006/math" xmlns:v="urn:schemas-microsoft-com:vml" xmlns:w10="urn:schemas-microsoft-com:office:word" xmlns:w="http://schemas.openxmlformats.org/wordprocessingml/2006/main" xmlns:w14="http://schemas.microsoft.com/office/word/2010/wordml" xmlns:w15="http://schemas.microsoft.com/office/word/2012/wordml" xmlns:w16cex="http://schemas.microsoft.com/office/word/2018/wordml/cex" xmlns:w16cid="http://schemas.microsoft.com/office/word/2016/wordml/cid" xmlns:w16="http://schemas.microsoft.com/office/word/2018/wordml" xmlns:w16du="http://schemas.microsoft.com/office/word/2023/wordml/word16du" xmlns:w16sdtdh="http://schemas.microsoft.com/office/word/2020/wordml/sdtdatahash" xmlns:w16sdtfl="http://schemas.microsoft.com/office/word/2024/wordml/sdtformatlock" xmlns:w16se="http://schemas.microsoft.com/office/word/2015/wordml/symex" xmlns:sl="http://schemas.openxmlformats.org/schemaLibrary/2006/main" mc:Ignorable="w14 w15 w16se w16cid w16 w16cex w16sdtdh w16sdtfl w16du">
   <w:view w:val="normal"/>
   <w:defaultTabStop w:val="720"/>
   <w:characterSpacingControl w:val="doNotCompress"/>
@@ -1179,7 +1188,9 @@
     <w:rsid w:val="00080A29"/>
     <w:rsid w:val="002B0E60"/>
     <w:rsid w:val="00352CBF"/>
+    <w:rsid w:val="007B45C6"/>
     <w:rsid w:val="00956F5F"/>
+    <w:rsid w:val="00BD739D"/>
   </w:rsids>
   <m:mathPr>
     <m:mathFont m:val="Cambria Math"/>
@@ -1203,7 +1214,7 @@
 </file>
 
 <file path=word/glossary/styles.xml><?xml version="1.0" encoding="utf-8"?>
-<w:styles xmlns:mc="http://schemas.openxmlformats.org/markup-compatibility/2006" xmlns:r="http://schemas.openxmlformats.org/officeDocument/2006/relationships" xmlns:w="http://schemas.openxmlformats.org/wordprocessingml/2006/main" xmlns:w14="http://schemas.microsoft.com/office/word/2010/wordml" xmlns:w15="http://schemas.microsoft.com/office/word/2012/wordml" xmlns:w16cex="http://schemas.microsoft.com/office/word/2018/wordml/cex" xmlns:w16cid="http://schemas.microsoft.com/office/word/2016/wordml/cid" xmlns:w16="http://schemas.microsoft.com/office/word/2018/wordml" xmlns:w16sdtdh="http://schemas.microsoft.com/office/word/2020/wordml/sdtdatahash" xmlns:w16se="http://schemas.microsoft.com/office/word/2015/wordml/symex" mc:Ignorable="w14 w15 w16se w16cid w16 w16cex w16sdtdh">
+<w:styles xmlns:mc="http://schemas.openxmlformats.org/markup-compatibility/2006" xmlns:r="http://schemas.openxmlformats.org/officeDocument/2006/relationships" xmlns:w="http://schemas.openxmlformats.org/wordprocessingml/2006/main" xmlns:w14="http://schemas.microsoft.com/office/word/2010/wordml" xmlns:w15="http://schemas.microsoft.com/office/word/2012/wordml" xmlns:w16cex="http://schemas.microsoft.com/office/word/2018/wordml/cex" xmlns:w16cid="http://schemas.microsoft.com/office/word/2016/wordml/cid" xmlns:w16="http://schemas.microsoft.com/office/word/2018/wordml" xmlns:w16du="http://schemas.microsoft.com/office/word/2023/wordml/word16du" xmlns:w16sdtdh="http://schemas.microsoft.com/office/word/2020/wordml/sdtdatahash" xmlns:w16sdtfl="http://schemas.microsoft.com/office/word/2024/wordml/sdtformatlock" xmlns:w16se="http://schemas.microsoft.com/office/word/2015/wordml/symex" mc:Ignorable="w14 w15 w16se w16cid w16 w16cex w16sdtdh w16sdtfl w16du">
   <w:docDefaults>
     <w:rPrDefault>
       <w:rPr>
@@ -1638,15 +1649,11 @@
       <w:color w:val="808080"/>
     </w:rPr>
   </w:style>
-  <w:style w:type="paragraph" w:customStyle="1" w:styleId="0FDC993B961C4B0E978BDA0063913992">
-    <w:name w:val="0FDC993B961C4B0E978BDA0063913992"/>
-    <w:rsid w:val="00956F5F"/>
-  </w:style>
 </w:styles>
 </file>
 
 <file path=word/glossary/webSettings.xml><?xml version="1.0" encoding="utf-8"?>
-<w:webSettings xmlns:mc="http://schemas.openxmlformats.org/markup-compatibility/2006" xmlns:r="http://schemas.openxmlformats.org/officeDocument/2006/relationships" xmlns:w="http://schemas.openxmlformats.org/wordprocessingml/2006/main" xmlns:w14="http://schemas.microsoft.com/office/word/2010/wordml" xmlns:w15="http://schemas.microsoft.com/office/word/2012/wordml" xmlns:w16cex="http://schemas.microsoft.com/office/word/2018/wordml/cex" xmlns:w16cid="http://schemas.microsoft.com/office/word/2016/wordml/cid" xmlns:w16="http://schemas.microsoft.com/office/word/2018/wordml" xmlns:w16sdtdh="http://schemas.microsoft.com/office/word/2020/wordml/sdtdatahash" xmlns:w16se="http://schemas.microsoft.com/office/word/2015/wordml/symex" mc:Ignorable="w14 w15 w16se w16cid w16 w16cex w16sdtdh">
+<w:webSettings xmlns:mc="http://schemas.openxmlformats.org/markup-compatibility/2006" xmlns:r="http://schemas.openxmlformats.org/officeDocument/2006/relationships" xmlns:w="http://schemas.openxmlformats.org/wordprocessingml/2006/main" xmlns:w14="http://schemas.microsoft.com/office/word/2010/wordml" xmlns:w15="http://schemas.microsoft.com/office/word/2012/wordml" xmlns:w16cex="http://schemas.microsoft.com/office/word/2018/wordml/cex" xmlns:w16cid="http://schemas.microsoft.com/office/word/2016/wordml/cid" xmlns:w16="http://schemas.microsoft.com/office/word/2018/wordml" xmlns:w16du="http://schemas.microsoft.com/office/word/2023/wordml/word16du" xmlns:w16sdtdh="http://schemas.microsoft.com/office/word/2020/wordml/sdtdatahash" xmlns:w16sdtfl="http://schemas.microsoft.com/office/word/2024/wordml/sdtformatlock" xmlns:w16se="http://schemas.microsoft.com/office/word/2015/wordml/symex" mc:Ignorable="w14 w15 w16se w16cid w16 w16cex w16sdtdh w16sdtfl w16du">
   <w:optimizeForBrowser/>
   <w:allowPNG/>
 </w:webSettings>
@@ -1947,9 +1954,71 @@
 </a:theme>
 </file>
 
-<file path=customXml/item1.xml>��< ? x m l   v e r s i o n = " 1 . 0 "   e n c o d i n g = " u t f - 1 6 " ? > - 
- < N a v W o r d R e p o r t X m l P a r t   x m l n s = " u r n : m i c r o s o f t - d y n a m i c s - n a v / r e p o r t s / S a l e s _ O r d e r _ C o n f i r m a t i o n _ C Z L / 3 1 1 8 7 / " > +<file path=customXml/item1.xml>��< ? x m l   v e r s i o n = " 1 . 0 "   e n c o d i n g = " u t f - 1 6 " ? > < N a v W o r d R e p o r t X m l P a r t   x m l n s = " u r n : m i c r o s o f t - d y n a m i c s - n a v / r e p o r t s / S a l e s _ O r d e r _ C o n f i r m a t i o n _ C Z L / 3 1 1 8 7 / " > + 
+     < B C R e p o r t I n f o r m a t i o n > + 
+         < R e p o r t M e t a d a t a > + 
+             < E x t e n s i o n I d > E x t e n s i o n   I D < / E x t e n s i o n I d > + 
+             < E x t e n s i o n N a m e > E x t e n s i o n   N a m e < / E x t e n s i o n N a m e > + 
+             < E x t e n s i o n P u b l i s h e r > E x t e n s i o n   P u b l i s h e r < / E x t e n s i o n P u b l i s h e r > + 
+             < E x t e n s i o n V e r s i o n > E x t e n s i o n   V e r s i o n < / E x t e n s i o n V e r s i o n > + 
+             < R e p o r t I d > R e p o r t   I D < / R e p o r t I d > + 
+             < R e p o r t N a m e > R e p o r t   N a m e < / R e p o r t N a m e > + 
+             < A b o u t T h i s R e p o r t T i t l e > A b o u t   T h i s   R e p o r t   T i t l e < / A b o u t T h i s R e p o r t T i t l e > + 
+             < A b o u t T h i s R e p o r t T e x t > A b o u t   T h i s   R e p o r t   T e x t < / A b o u t T h i s R e p o r t T e x t > + 
+             < R e p o r t H e l p L i n k > R e p o r t   H e l p   L i n k < / R e p o r t H e l p L i n k > + 
+         < / R e p o r t M e t a d a t a > + 
+         < R e p o r t R e q u e s t > + 
+             < T e n a n t E n t r a I d > T e n a n t   E n t r a   I d < / T e n a n t E n t r a I d > + 
+             < E n v i r o n m e n t N a m e > E n v i r o n m e n t   N a m e < / E n v i r o n m e n t N a m e > + 
+             < E n v i r o n m e n t T y p e > E n v i r o n m e n t   T y p e < / E n v i r o n m e n t T y p e > + 
+             < C o m p a n y N a m e > C o m p a n y   N a m e < / C o m p a n y N a m e > + 
+             < C o m p a n y D i s p l a y N a m e > C o m p a n y   D i s p l a y   N a m e < / C o m p a n y D i s p l a y N a m e > + 
+             < C o m p a n y I d > C o m p a n y   I D < / C o m p a n y I d > + 
+             < U s e r N a m e > U s e r   N a m e < / U s e r N a m e > + 
+             < D a t e A n d T i m e > D a t e   a n d   T i m e < / D a t e A n d T i m e > + 
+             < L a n g u a g e > L a n g u a g e < / L a n g u a g e > + 
+             < F o r m a t R e g i o n > F o r m a t   R e g i o n < / F o r m a t R e g i o n > + 
+             < D a t e T i m e V a l u e s > + 
+                 < Y e a r > Y e a r < / Y e a r > + 
+                 < M o n t h N u m b e r > M o n t h   N u m b e r < / M o n t h N u m b e r > + 
+                 < D a y N u m b e r > D a y   N u m b e r < / D a y N u m b e r > + 
+                 < H o u r > H o u r < / H o u r > + 
+                 < M i n u t e > M i n u t e < / M i n u t e > + 
+             < / D a t e T i m e V a l u e s > + 
+         < / R e p o r t R e q u e s t > + 
+     < / B C R e p o r t I n f o r m a t i o n >   
      < C o m p a n y _ I n f o r m a t i o n >   
@@ -2041,6 +2110,10 @@
  
          < D u e D a t e _ S a l e s H e a d e r C a p t i o n > D u e D a t e _ S a l e s H e a d e r C a p t i o n < / D u e D a t e _ S a l e s H e a d e r C a p t i o n >   
+         < F o r m a t t e d _ A m o u n t I n c l u d i n g V A T _ S a l e s H e a d e r > F o r m a t t e d _ A m o u n t I n c l u d i n g V A T _ S a l e s H e a d e r < / F o r m a t t e d _ A m o u n t I n c l u d i n g V A T _ S a l e s H e a d e r > + 
+         < F o r m a t t e d _ A m o u n t _ S a l e s H e a d e r > F o r m a t t e d _ A m o u n t _ S a l e s H e a d e r < / F o r m a t t e d _ A m o u n t _ S a l e s H e a d e r > + 
          < G r e e t i n g L b l > G r e e t i n g L b l < / G r e e t i n g L b l >   
          < I B A N _ S a l e s H e a d e r > I B A N _ S a l e s H e a d e r < / I B A N _ S a l e s H e a d e r > @@ -2123,13 +2196,19 @@
  
              < / S a l e s p e r s o n _ P u r c h a s e r >   
-             < S a l e s _ L i n e   / > +             < S a l e s _ L i n e / >   
              < R o u n d L o o p >   
                  < D e s c r i p t i o n _ S a l e s L i n e > D e s c r i p t i o n _ S a l e s L i n e < / D e s c r i p t i o n _ S a l e s L i n e >   
                  < D e s c r i p t i o n _ S a l e s L i n e C a p t i o n > D e s c r i p t i o n _ S a l e s L i n e C a p t i o n < / D e s c r i p t i o n _ S a l e s L i n e C a p t i o n > + 
+                 < F o r m a t t e d _ I n v D i s c o u n t A m o u n t _ S a l e s L i n e > F o r m a t t e d _ I n v D i s c o u n t A m o u n t _ S a l e s L i n e < / F o r m a t t e d _ I n v D i s c o u n t A m o u n t _ S a l e s L i n e > + 
+                 < F o r m a t t e d _ L i n e A m o u n t _ S a l e s L i n e > F o r m a t t e d _ L i n e A m o u n t _ S a l e s L i n e < / F o r m a t t e d _ L i n e A m o u n t _ S a l e s L i n e > + 
+                 < F o r m a t t e d _ U n i t P r i c e _ S a l e s L i n e > F o r m a t t e d _ U n i t P r i c e _ S a l e s L i n e < / F o r m a t t e d _ U n i t P r i c e _ S a l e s L i n e >   
                  < I n v D i s c o u n t A m o u n t _ S a l e s L i n e > I n v D i s c o u n t A m o u n t _ S a l e s L i n e < / I n v D i s c o u n t A m o u n t _ S a l e s L i n e >   
@@ -2194,4 +2273,10 @@
     <ds:schemaRef ds:uri="urn:microsoft-dynamics-nav/reports/Sales_Order_Confirmation_CZL/31187/"/>
   </ds:schemaRefs>
 </ds:datastoreItem>
+</file>
+
+<file path=docMetadata/LabelInfo.xml><?xml version="1.0" encoding="utf-8"?>
+<clbl:labelList xmlns:clbl="http://schemas.microsoft.com/office/2020/mipLabelMetadata">
+  <clbl:label id="{f42aa342-8706-4288-bd11-ebb85995028c}" enabled="1" method="Standard" siteId="{72f988bf-86f1-41af-91ab-2d7cd011db47}" contentBits="0" removed="0"/>
+</clbl:labelList>
 </file>
--- a/coreLocalizationPackForCzech/layout/Src/Reports/SalesOrderConfirmationEmail.docx
+++ b/coreLocalizationPackForCzech/layout/Src/Reports/SalesOrderConfirmationEmail.docx
@@ -1,6 +1,6 @@
 
 <file path=word/document.xml><?xml version="1.0" encoding="utf-8"?>
-<w:document xmlns:wpc="http://schemas.microsoft.com/office/word/2010/wordprocessingCanvas" xmlns:cx="http://schemas.microsoft.com/office/drawing/2014/chartex" xmlns:cx1="http://schemas.microsoft.com/office/drawing/2015/9/8/chartex" xmlns:cx2="http://schemas.microsoft.com/office/drawing/2015/10/21/chartex" xmlns:cx3="http://schemas.microsoft.com/office/drawing/2016/5/9/chartex" xmlns:cx4="http://schemas.microsoft.com/office/drawing/2016/5/10/chartex" xmlns:cx5="http://schemas.microsoft.com/office/drawing/2016/5/11/chartex" xmlns:cx6="http://schemas.microsoft.com/office/drawing/2016/5/12/chartex" xmlns:cx7="http://schemas.microsoft.com/office/drawing/2016/5/13/chartex" xmlns:cx8="http://schemas.microsoft.com/office/drawing/2016/5/14/chartex" xmlns:mc="http://schemas.openxmlformats.org/markup-compatibility/2006" xmlns:aink="http://schemas.microsoft.com/office/drawing/2016/ink" xmlns:am3d="http://schemas.microsoft.com/office/drawing/2017/model3d" xmlns:o="urn:schemas-microsoft-com:office:office" xmlns:oel="http://schemas.microsoft.com/office/2019/extlst" xmlns:r="http://schemas.openxmlformats.org/officeDocument/2006/relationships" xmlns:m="http://schemas.openxmlformats.org/officeDocument/2006/math" xmlns:v="urn:schemas-microsoft-com:vml" xmlns:wp14="http://schemas.microsoft.com/office/word/2010/wordprocessingDrawing" xmlns:wp="http://schemas.openxmlformats.org/drawingml/2006/wordprocessingDrawing" xmlns:w10="urn:schemas-microsoft-com:office:word" xmlns:w="http://schemas.openxmlformats.org/wordprocessingml/2006/main" xmlns:w14="http://schemas.microsoft.com/office/word/2010/wordml" xmlns:w15="http://schemas.microsoft.com/office/word/2012/wordml" xmlns:w16cex="http://schemas.microsoft.com/office/word/2018/wordml/cex" xmlns:w16cid="http://schemas.microsoft.com/office/word/2016/wordml/cid" xmlns:w16="http://schemas.microsoft.com/office/word/2018/wordml" xmlns:w16du="http://schemas.microsoft.com/office/word/2023/wordml/word16du" xmlns:w16sdtdh="http://schemas.microsoft.com/office/word/2020/wordml/sdtdatahash" xmlns:w16sdtfl="http://schemas.microsoft.com/office/word/2024/wordml/sdtformatlock" xmlns:w16se="http://schemas.microsoft.com/office/word/2015/wordml/symex" xmlns:wpg="http://schemas.microsoft.com/office/word/2010/wordprocessingGroup" xmlns:wpi="http://schemas.microsoft.com/office/word/2010/wordprocessingInk" xmlns:wne="http://schemas.microsoft.com/office/word/2006/wordml" xmlns:wps="http://schemas.microsoft.com/office/word/2010/wordprocessingShape" mc:Ignorable="w14 w15 w16se w16cid w16 w16cex w16sdtdh w16sdtfl w16du wp14">
+<w:document xmlns:wpc="http://schemas.microsoft.com/office/word/2010/wordprocessingCanvas" xmlns:cx="http://schemas.microsoft.com/office/drawing/2014/chartex" xmlns:cx1="http://schemas.microsoft.com/office/drawing/2015/9/8/chartex" xmlns:cx2="http://schemas.microsoft.com/office/drawing/2015/10/21/chartex" xmlns:cx3="http://schemas.microsoft.com/office/drawing/2016/5/9/chartex" xmlns:cx4="http://schemas.microsoft.com/office/drawing/2016/5/10/chartex" xmlns:cx5="http://schemas.microsoft.com/office/drawing/2016/5/11/chartex" xmlns:cx6="http://schemas.microsoft.com/office/drawing/2016/5/12/chartex" xmlns:cx7="http://schemas.microsoft.com/office/drawing/2016/5/13/chartex" xmlns:cx8="http://schemas.microsoft.com/office/drawing/2016/5/14/chartex" xmlns:mc="http://schemas.openxmlformats.org/markup-compatibility/2006" xmlns:aink="http://schemas.microsoft.com/office/drawing/2016/ink" xmlns:am3d="http://schemas.microsoft.com/office/drawing/2017/model3d" xmlns:o="urn:schemas-microsoft-com:office:office" xmlns:oel="http://schemas.microsoft.com/office/2019/extlst" xmlns:r="http://schemas.openxmlformats.org/officeDocument/2006/relationships" xmlns:m="http://schemas.openxmlformats.org/officeDocument/2006/math" xmlns:v="urn:schemas-microsoft-com:vml" xmlns:wp14="http://schemas.microsoft.com/office/word/2010/wordprocessingDrawing" xmlns:wp="http://schemas.openxmlformats.org/drawingml/2006/wordprocessingDrawing" xmlns:w10="urn:schemas-microsoft-com:office:word" xmlns:w="http://schemas.openxmlformats.org/wordprocessingml/2006/main" xmlns:w14="http://schemas.microsoft.com/office/word/2010/wordml" xmlns:w15="http://schemas.microsoft.com/office/word/2012/wordml" xmlns:w16cex="http://schemas.microsoft.com/office/word/2018/wordml/cex" xmlns:w16cid="http://schemas.microsoft.com/office/word/2016/wordml/cid" xmlns:w16="http://schemas.microsoft.com/office/word/2018/wordml" xmlns:w16sdtdh="http://schemas.microsoft.com/office/word/2020/wordml/sdtdatahash" xmlns:w16se="http://schemas.microsoft.com/office/word/2015/wordml/symex" xmlns:wpg="http://schemas.microsoft.com/office/word/2010/wordprocessingGroup" xmlns:wpi="http://schemas.microsoft.com/office/word/2010/wordprocessingInk" xmlns:wne="http://schemas.microsoft.com/office/word/2006/wordml" xmlns:wps="http://schemas.microsoft.com/office/word/2010/wordprocessingShape" mc:Ignorable="w14 w15 w16se w16cid w16 w16cex w16sdtdh wp14">
   <w:body>
     <w:p>
       <w:pPr>
@@ -9,14 +9,14 @@
       </w:pPr>
       <w:sdt>
         <w:sdtPr>
-          <w:alias w:val="#Nav: /Sales_Header/DocumentLbl"/>
-          <w:tag w:val="#Nav: Sales_Order_Confirmation_CZL/31187"/>
           <w:id w:val="585896584"/>
           <w:placeholder>
             <w:docPart w:val="DefaultPlaceholder_-1854013440"/>
           </w:placeholder>
           <w:dataBinding w:prefixMappings="xmlns:ns0='urn:microsoft-dynamics-nav/reports/Sales_Order_Confirmation_CZL/31187/'" w:xpath="/ns0:NavWordReportXmlPart[1]/ns0:Sales_Header[1]/ns0:DocumentLbl[1]" w:storeItemID="{B15F98FB-B9CC-48BF-929D-11B873F2E30D}"/>
           <w:text/>
+          <w:alias w:val="#Nav: /Sales_Header/DocumentLbl"/>
+          <w:tag w:val="#Nav: Sales_Order_Confirmation_CZL/31187"/>
         </w:sdtPr>
         <w:sdtContent>
           <w:r>
@@ -28,14 +28,14 @@
     <w:p>
       <w:sdt>
         <w:sdtPr>
-          <w:alias w:val="#Nav: /Sales_Header/GreetingLbl"/>
-          <w:tag w:val="#Nav: Sales_Order_Confirmation_CZL/31187"/>
           <w:id w:val="-1749425291"/>
           <w:placeholder>
             <w:docPart w:val="DefaultPlaceholder_-1854013440"/>
           </w:placeholder>
           <w:dataBinding w:prefixMappings="xmlns:ns0='urn:microsoft-dynamics-nav/reports/Sales_Order_Confirmation_CZL/31187/'" w:xpath="/ns0:NavWordReportXmlPart[1]/ns0:Sales_Header[1]/ns0:GreetingLbl[1]" w:storeItemID="{B15F98FB-B9CC-48BF-929D-11B873F2E30D}"/>
           <w:text/>
+          <w:alias w:val="#Nav: /Sales_Header/GreetingLbl"/>
+          <w:tag w:val="#Nav: Sales_Order_Confirmation_CZL/31187"/>
         </w:sdtPr>
         <w:sdtContent>
           <w:r>
@@ -48,14 +48,14 @@
       </w:r>
       <w:sdt>
         <w:sdtPr>
-          <w:alias w:val="#Nav: /Sales_Header/CustAddr1"/>
-          <w:tag w:val="#Nav: Sales_Order_Confirmation_CZL/31187"/>
           <w:id w:val="753943575"/>
           <w:placeholder>
             <w:docPart w:val="DefaultPlaceholder_-1854013440"/>
           </w:placeholder>
           <w:dataBinding w:prefixMappings="xmlns:ns0='urn:microsoft-dynamics-nav/reports/Sales_Order_Confirmation_CZL/31187/'" w:xpath="/ns0:NavWordReportXmlPart[1]/ns0:Sales_Header[1]/ns0:CustAddr1[1]" w:storeItemID="{B15F98FB-B9CC-48BF-929D-11B873F2E30D}"/>
           <w:text/>
+          <w:alias w:val="#Nav: /Sales_Header/CustAddr1"/>
+          <w:tag w:val="#Nav: Sales_Order_Confirmation_CZL/31187"/>
         </w:sdtPr>
         <w:sdtContent>
           <w:r>
@@ -69,14 +69,14 @@
     </w:p>
     <w:sdt>
       <w:sdtPr>
-        <w:alias w:val="#Nav: /Sales_Header/BodyLbl"/>
-        <w:tag w:val="#Nav: Sales_Order_Confirmation_CZL/31187"/>
         <w:id w:val="1747150334"/>
         <w:placeholder>
           <w:docPart w:val="DefaultPlaceholder_-1854013440"/>
         </w:placeholder>
         <w:dataBinding w:prefixMappings="xmlns:ns0='urn:microsoft-dynamics-nav/reports/Sales_Order_Confirmation_CZL/31187/'" w:xpath="/ns0:NavWordReportXmlPart[1]/ns0:Sales_Header[1]/ns0:BodyLbl[1]" w:storeItemID="{B15F98FB-B9CC-48BF-929D-11B873F2E30D}"/>
         <w:text/>
+        <w:alias w:val="#Nav: /Sales_Header/BodyLbl"/>
+        <w:tag w:val="#Nav: Sales_Order_Confirmation_CZL/31187"/>
       </w:sdtPr>
       <w:sdtContent>
         <w:p>
@@ -91,11 +91,11 @@
         <w:tblStyle w:val="TableGrid"/>
         <w:tblW w:w="10260" w:type="dxa"/>
         <w:tblBorders>
-          <w:top w:val="none" w:sz="0" w:space="0" w:color="auto"/>
-          <w:left w:val="none" w:sz="0" w:space="0" w:color="auto"/>
-          <w:bottom w:val="none" w:sz="0" w:space="0" w:color="auto"/>
-          <w:right w:val="none" w:sz="0" w:space="0" w:color="auto"/>
-          <w:insideV w:val="none" w:sz="0" w:space="0" w:color="auto"/>
+          <w:top w:val="none" w:color="auto" w:sz="0" w:space="0"/>
+          <w:left w:val="none" w:color="auto" w:sz="0" w:space="0"/>
+          <w:bottom w:val="none" w:color="auto" w:sz="0" w:space="0"/>
+          <w:right w:val="none" w:color="auto" w:sz="0" w:space="0"/>
+          <w:insideV w:val="none" w:color="auto" w:sz="0" w:space="0"/>
         </w:tblBorders>
         <w:tblCellMar>
           <w:top w:w="29" w:type="dxa"/>
@@ -112,14 +112,14 @@
       <w:tr>
         <w:sdt>
           <w:sdtPr>
-            <w:alias w:val="#Nav: /Sales_Header/DocumentNoLbl"/>
-            <w:tag w:val="#Nav: Sales_Order_Confirmation_CZL/31187"/>
             <w:id w:val="1626575620"/>
             <w:placeholder>
               <w:docPart w:val="DefaultPlaceholder_-1854013440"/>
             </w:placeholder>
             <w:dataBinding w:prefixMappings="xmlns:ns0='urn:microsoft-dynamics-nav/reports/Sales_Order_Confirmation_CZL/31187/'" w:xpath="/ns0:NavWordReportXmlPart[1]/ns0:Sales_Header[1]/ns0:DocumentNoLbl[1]" w:storeItemID="{B15F98FB-B9CC-48BF-929D-11B873F2E30D}"/>
             <w:text/>
+            <w:alias w:val="#Nav: /Sales_Header/DocumentNoLbl"/>
+            <w:tag w:val="#Nav: Sales_Order_Confirmation_CZL/31187"/>
           </w:sdtPr>
           <w:sdtContent>
             <w:tc>
@@ -128,7 +128,7 @@
                 <w:tcBorders>
                   <w:top w:val="nil"/>
                   <w:left w:val="nil"/>
-                  <w:bottom w:val="single" w:sz="4" w:space="0" w:color="808080" w:themeColor="background1" w:themeShade="80"/>
+                  <w:bottom w:val="single" w:color="808080" w:themeColor="background1" w:themeShade="80" w:sz="4" w:space="0"/>
                   <w:right w:val="nil"/>
                 </w:tcBorders>
                 <w:hideMark/>
@@ -136,6 +136,7 @@
               <w:p>
                 <w:pPr>
                   <w:pStyle w:val="Heading1"/>
+                  <w:outlineLvl w:val="0"/>
                 </w:pPr>
                 <w:r>
                   <w:t>DocumentNoLbl</w:t>
@@ -146,14 +147,14 @@
         </w:sdt>
         <w:sdt>
           <w:sdtPr>
-            <w:alias w:val="#Nav: /Sales_Header/DueDate_SalesHeaderCaption"/>
-            <w:tag w:val="#Nav: Sales_Order_Confirmation_CZL/31187"/>
             <w:id w:val="837266192"/>
             <w:placeholder>
               <w:docPart w:val="DefaultPlaceholder_-1854013440"/>
             </w:placeholder>
             <w:dataBinding w:prefixMappings="xmlns:ns0='urn:microsoft-dynamics-nav/reports/Sales_Order_Confirmation_CZL/31187/'" w:xpath="/ns0:NavWordReportXmlPart[1]/ns0:Sales_Header[1]/ns0:DueDate_SalesHeaderCaption[1]" w:storeItemID="{B15F98FB-B9CC-48BF-929D-11B873F2E30D}"/>
             <w:text/>
+            <w:alias w:val="#Nav: /Sales_Header/DueDate_SalesHeaderCaption"/>
+            <w:tag w:val="#Nav: Sales_Order_Confirmation_CZL/31187"/>
           </w:sdtPr>
           <w:sdtContent>
             <w:tc>
@@ -162,7 +163,7 @@
                 <w:tcBorders>
                   <w:top w:val="nil"/>
                   <w:left w:val="nil"/>
-                  <w:bottom w:val="single" w:sz="4" w:space="0" w:color="808080" w:themeColor="background1" w:themeShade="80"/>
+                  <w:bottom w:val="single" w:color="808080" w:themeColor="background1" w:themeShade="80" w:sz="4" w:space="0"/>
                   <w:right w:val="nil"/>
                 </w:tcBorders>
                 <w:hideMark/>
@@ -170,6 +171,7 @@
               <w:p>
                 <w:pPr>
                   <w:pStyle w:val="Heading1"/>
+                  <w:outlineLvl w:val="0"/>
                 </w:pPr>
                 <w:r>
                   <w:t>DueDate_SalesHeaderCaption</w:t>
@@ -180,14 +182,14 @@
         </w:sdt>
         <w:sdt>
           <w:sdtPr>
-            <w:alias w:val="#Nav: /Sales_Header/AmountIncludingVAT_SalesHeaderCaption"/>
-            <w:tag w:val="#Nav: Sales_Order_Confirmation_CZL/31187"/>
             <w:id w:val="817077631"/>
             <w:placeholder>
               <w:docPart w:val="DefaultPlaceholder_-1854013440"/>
             </w:placeholder>
             <w:dataBinding w:prefixMappings="xmlns:ns0='urn:microsoft-dynamics-nav/reports/Sales_Order_Confirmation_CZL/31187/'" w:xpath="/ns0:NavWordReportXmlPart[1]/ns0:Sales_Header[1]/ns0:AmountIncludingVAT_SalesHeaderCaption[1]" w:storeItemID="{B15F98FB-B9CC-48BF-929D-11B873F2E30D}"/>
             <w:text/>
+            <w:alias w:val="#Nav: /Sales_Header/AmountIncludingVAT_SalesHeaderCaption"/>
+            <w:tag w:val="#Nav: Sales_Order_Confirmation_CZL/31187"/>
           </w:sdtPr>
           <w:sdtContent>
             <w:tc>
@@ -196,7 +198,7 @@
                 <w:tcBorders>
                   <w:top w:val="nil"/>
                   <w:left w:val="nil"/>
-                  <w:bottom w:val="single" w:sz="4" w:space="0" w:color="808080" w:themeColor="background1" w:themeShade="80"/>
+                  <w:bottom w:val="single" w:color="808080" w:themeColor="background1" w:themeShade="80" w:sz="4" w:space="0"/>
                   <w:right w:val="nil"/>
                 </w:tcBorders>
                 <w:hideMark/>
@@ -205,6 +207,7 @@
                 <w:pPr>
                   <w:pStyle w:val="Heading1"/>
                   <w:jc w:val="right"/>
+                  <w:outlineLvl w:val="0"/>
                 </w:pPr>
                 <w:r>
                   <w:t>AmountIncludingVAT_SalesHeaderCaption</w:t>
@@ -217,21 +220,21 @@
       <w:tr>
         <w:sdt>
           <w:sdtPr>
-            <w:alias w:val="#Nav: /Sales_Header/No_SalesHeader"/>
-            <w:tag w:val="#Nav: Sales_Order_Confirmation_CZL/31187"/>
             <w:id w:val="-1858181821"/>
             <w:placeholder>
               <w:docPart w:val="DefaultPlaceholder_-1854013440"/>
             </w:placeholder>
             <w:dataBinding w:prefixMappings="xmlns:ns0='urn:microsoft-dynamics-nav/reports/Sales_Order_Confirmation_CZL/31187/'" w:xpath="/ns0:NavWordReportXmlPart[1]/ns0:Sales_Header[1]/ns0:No_SalesHeader[1]" w:storeItemID="{B15F98FB-B9CC-48BF-929D-11B873F2E30D}"/>
             <w:text/>
+            <w:alias w:val="#Nav: /Sales_Header/No_SalesHeader"/>
+            <w:tag w:val="#Nav: Sales_Order_Confirmation_CZL/31187"/>
           </w:sdtPr>
           <w:sdtContent>
             <w:tc>
               <w:tcPr>
                 <w:tcW w:w="1902" w:type="dxa"/>
                 <w:tcBorders>
-                  <w:top w:val="single" w:sz="4" w:space="0" w:color="808080" w:themeColor="background1" w:themeShade="80"/>
+                  <w:top w:val="single" w:color="808080" w:themeColor="background1" w:themeShade="80" w:sz="4" w:space="0"/>
                   <w:left w:val="nil"/>
                   <w:bottom w:val="nil"/>
                   <w:right w:val="nil"/>
@@ -248,21 +251,21 @@
         </w:sdt>
         <w:sdt>
           <w:sdtPr>
-            <w:alias w:val="#Nav: /Sales_Header/DueDateFormat_SalesHeader"/>
-            <w:tag w:val="#Nav: Sales_Order_Confirmation_CZL/31187"/>
             <w:id w:val="442806555"/>
             <w:placeholder>
               <w:docPart w:val="DefaultPlaceholder_-1854013440"/>
             </w:placeholder>
             <w:dataBinding w:prefixMappings="xmlns:ns0='urn:microsoft-dynamics-nav/reports/Sales_Order_Confirmation_CZL/31187/'" w:xpath="/ns0:NavWordReportXmlPart[1]/ns0:Sales_Header[1]/ns0:DueDateFormat_SalesHeader[1]" w:storeItemID="{B15F98FB-B9CC-48BF-929D-11B873F2E30D}"/>
             <w:text/>
+            <w:alias w:val="#Nav: /Sales_Header/DueDateFormat_SalesHeader"/>
+            <w:tag w:val="#Nav: Sales_Order_Confirmation_CZL/31187"/>
           </w:sdtPr>
           <w:sdtContent>
             <w:tc>
               <w:tcPr>
                 <w:tcW w:w="3734" w:type="dxa"/>
                 <w:tcBorders>
-                  <w:top w:val="single" w:sz="4" w:space="0" w:color="808080" w:themeColor="background1" w:themeShade="80"/>
+                  <w:top w:val="single" w:color="808080" w:themeColor="background1" w:themeShade="80" w:sz="4" w:space="0"/>
                   <w:left w:val="nil"/>
                   <w:bottom w:val="nil"/>
                   <w:right w:val="nil"/>
@@ -279,21 +282,21 @@
         </w:sdt>
         <w:sdt>
           <w:sdtPr>
-            <w:alias w:val="#Nav: /Sales_Header/AmountIncludingVAT_SalesHeader"/>
-            <w:tag w:val="#Nav: Sales_Order_Confirmation_CZL/31187"/>
             <w:id w:val="-1973353572"/>
             <w:placeholder>
               <w:docPart w:val="DefaultPlaceholder_-1854013440"/>
             </w:placeholder>
-            <w:dataBinding w:prefixMappings="xmlns:ns0='urn:microsoft-dynamics-nav/reports/Sales_Order_Confirmation_CZL/31187/' " w:xpath="/ns0:NavWordReportXmlPart[1]/ns0:Sales_Header[1]/ns0:Formatted_AmountIncludingVAT_SalesHeader[1]" w:storeItemID="{B15F98FB-B9CC-48BF-929D-11B873F2E30D}"/>
+            <w:dataBinding w:prefixMappings="xmlns:ns0='urn:microsoft-dynamics-nav/reports/Sales_Order_Confirmation_CZL/31187/'" w:xpath="/ns0:NavWordReportXmlPart[1]/ns0:Sales_Header[1]/ns0:AmountIncludingVAT_SalesHeader[1]" w:storeItemID="{B15F98FB-B9CC-48BF-929D-11B873F2E30D}"/>
             <w:text/>
+            <w:alias w:val="#Nav: /Sales_Header/AmountIncludingVAT_SalesHeader"/>
+            <w:tag w:val="#Nav: Sales_Order_Confirmation_CZL/31187"/>
           </w:sdtPr>
           <w:sdtContent>
             <w:tc>
               <w:tcPr>
                 <w:tcW w:w="4002" w:type="dxa"/>
                 <w:tcBorders>
-                  <w:top w:val="single" w:sz="4" w:space="0" w:color="808080" w:themeColor="background1" w:themeShade="80"/>
+                  <w:top w:val="single" w:color="808080" w:themeColor="background1" w:themeShade="80" w:sz="4" w:space="0"/>
                   <w:left w:val="nil"/>
                   <w:bottom w:val="nil"/>
                   <w:right w:val="nil"/>
@@ -305,7 +308,7 @@
                   <w:jc w:val="right"/>
                 </w:pPr>
                 <w:r>
-                  <w:t>Formatted_AmountIncludingVAT_SalesHeader</w:t>
+                  <w:t>AmountIncludingVAT_SalesHeader</w:t>
                 </w:r>
               </w:p>
             </w:tc>
@@ -315,7 +318,7 @@
       <w:tr>
         <w:tblPrEx>
           <w:tblBorders>
-            <w:insideH w:val="none" w:sz="0" w:space="0" w:color="auto"/>
+            <w:insideH w:val="none" w:color="auto" w:sz="0" w:space="0"/>
           </w:tblBorders>
           <w:tblCellMar>
             <w:top w:w="0" w:type="dxa"/>
@@ -336,14 +339,14 @@
       </w:pPr>
       <w:sdt>
         <w:sdtPr>
-          <w:alias w:val="#Nav: /Sales_Header/ClosingLbl"/>
-          <w:tag w:val="#Nav: Sales_Order_Confirmation_CZL/31187"/>
           <w:id w:val="-24722489"/>
           <w:placeholder>
             <w:docPart w:val="DefaultPlaceholder_-1854013440"/>
           </w:placeholder>
           <w:dataBinding w:prefixMappings="xmlns:ns0='urn:microsoft-dynamics-nav/reports/Sales_Order_Confirmation_CZL/31187/'" w:xpath="/ns0:NavWordReportXmlPart[1]/ns0:Sales_Header[1]/ns0:ClosingLbl[1]" w:storeItemID="{B15F98FB-B9CC-48BF-929D-11B873F2E30D}"/>
           <w:text/>
+          <w:alias w:val="#Nav: /Sales_Header/ClosingLbl"/>
+          <w:tag w:val="#Nav: Sales_Order_Confirmation_CZL/31187"/>
         </w:sdtPr>
         <w:sdtContent>
           <w:r>
@@ -357,14 +360,14 @@
     </w:p>
     <w:sdt>
       <w:sdtPr>
-        <w:alias w:val="#Nav: /Sales_Header/CopyLoop/Salesperson_Purchaser/Name_SalespersonPurchaser"/>
-        <w:tag w:val="#Nav: Sales_Order_Confirmation_CZL/31187"/>
         <w:id w:val="750475935"/>
         <w:placeholder>
           <w:docPart w:val="DefaultPlaceholder_-1854013440"/>
         </w:placeholder>
         <w:dataBinding w:prefixMappings="xmlns:ns0='urn:microsoft-dynamics-nav/reports/Sales_Order_Confirmation_CZL/31187/'" w:xpath="/ns0:NavWordReportXmlPart[1]/ns0:Sales_Header[1]/ns0:CopyLoop[1]/ns0:Salesperson_Purchaser[1]/ns0:Name_SalespersonPurchaser[1]" w:storeItemID="{B15F98FB-B9CC-48BF-929D-11B873F2E30D}"/>
         <w:text/>
+        <w:alias w:val="#Nav: /Sales_Header/CopyLoop/Salesperson_Purchaser/Name_SalespersonPurchaser"/>
+        <w:tag w:val="#Nav: Sales_Order_Confirmation_CZL/31187"/>
       </w:sdtPr>
       <w:sdtContent>
         <w:p>
@@ -376,14 +379,14 @@
     </w:sdt>
     <w:sdt>
       <w:sdtPr>
-        <w:alias w:val="#Nav: /Company_Information/CompanyAddr1"/>
-        <w:tag w:val="#Nav: Sales_Order_Confirmation_CZL/31187"/>
         <w:id w:val="-288668957"/>
         <w:placeholder>
           <w:docPart w:val="DefaultPlaceholder_-1854013440"/>
         </w:placeholder>
         <w:dataBinding w:prefixMappings="xmlns:ns0='urn:microsoft-dynamics-nav/reports/Sales_Order_Confirmation_CZL/31187/'" w:xpath="/ns0:NavWordReportXmlPart[1]/ns0:Company_Information[1]/ns0:CompanyAddr1[1]" w:storeItemID="{B15F98FB-B9CC-48BF-929D-11B873F2E30D}"/>
         <w:text/>
+        <w:alias w:val="#Nav: /Company_Information/CompanyAddr1"/>
+        <w:tag w:val="#Nav: Sales_Order_Confirmation_CZL/31187"/>
       </w:sdtPr>
       <w:sdtContent>
         <w:p>
@@ -398,14 +401,14 @@
     </w:sdt>
     <w:sdt>
       <w:sdtPr>
-        <w:alias w:val="#Nav: /Company_Information/CompanyAddr2"/>
-        <w:tag w:val="#Nav: Sales_Order_Confirmation_CZL/31187"/>
         <w:id w:val="986361696"/>
         <w:placeholder>
           <w:docPart w:val="DefaultPlaceholder_-1854013440"/>
         </w:placeholder>
         <w:dataBinding w:prefixMappings="xmlns:ns0='urn:microsoft-dynamics-nav/reports/Sales_Order_Confirmation_CZL/31187/'" w:xpath="/ns0:NavWordReportXmlPart[1]/ns0:Company_Information[1]/ns0:CompanyAddr2[1]" w:storeItemID="{B15F98FB-B9CC-48BF-929D-11B873F2E30D}"/>
         <w:text/>
+        <w:alias w:val="#Nav: /Company_Information/CompanyAddr2"/>
+        <w:tag w:val="#Nav: Sales_Order_Confirmation_CZL/31187"/>
       </w:sdtPr>
       <w:sdtContent>
         <w:p>
@@ -420,14 +423,14 @@
     </w:sdt>
     <w:sdt>
       <w:sdtPr>
-        <w:alias w:val="#Nav: /Company_Information/CompanyAddr3"/>
-        <w:tag w:val="#Nav: Sales_Order_Confirmation_CZL/31187"/>
         <w:id w:val="-1193229449"/>
         <w:placeholder>
           <w:docPart w:val="DefaultPlaceholder_-1854013440"/>
         </w:placeholder>
         <w:dataBinding w:prefixMappings="xmlns:ns0='urn:microsoft-dynamics-nav/reports/Sales_Order_Confirmation_CZL/31187/'" w:xpath="/ns0:NavWordReportXmlPart[1]/ns0:Company_Information[1]/ns0:CompanyAddr3[1]" w:storeItemID="{B15F98FB-B9CC-48BF-929D-11B873F2E30D}"/>
         <w:text/>
+        <w:alias w:val="#Nav: /Company_Information/CompanyAddr3"/>
+        <w:tag w:val="#Nav: Sales_Order_Confirmation_CZL/31187"/>
       </w:sdtPr>
       <w:sdtContent>
         <w:p>
@@ -442,14 +445,14 @@
     </w:sdt>
     <w:sdt>
       <w:sdtPr>
-        <w:alias w:val="#Nav: /Company_Information/CompanyAddr4"/>
-        <w:tag w:val="#Nav: Sales_Order_Confirmation_CZL/31187"/>
         <w:id w:val="-770162174"/>
         <w:placeholder>
           <w:docPart w:val="DefaultPlaceholder_-1854013440"/>
         </w:placeholder>
         <w:dataBinding w:prefixMappings="xmlns:ns0='urn:microsoft-dynamics-nav/reports/Sales_Order_Confirmation_CZL/31187/'" w:xpath="/ns0:NavWordReportXmlPart[1]/ns0:Company_Information[1]/ns0:CompanyAddr4[1]" w:storeItemID="{B15F98FB-B9CC-48BF-929D-11B873F2E30D}"/>
         <w:text/>
+        <w:alias w:val="#Nav: /Company_Information/CompanyAddr4"/>
+        <w:tag w:val="#Nav: Sales_Order_Confirmation_CZL/31187"/>
       </w:sdtPr>
       <w:sdtContent>
         <w:p>
@@ -464,14 +467,14 @@
     </w:sdt>
     <w:sdt>
       <w:sdtPr>
-        <w:alias w:val="#Nav: /Company_Information/CompanyAddr5"/>
-        <w:tag w:val="#Nav: Sales_Order_Confirmation_CZL/31187"/>
         <w:id w:val="-741878936"/>
         <w:placeholder>
           <w:docPart w:val="DefaultPlaceholder_-1854013440"/>
         </w:placeholder>
         <w:dataBinding w:prefixMappings="xmlns:ns0='urn:microsoft-dynamics-nav/reports/Sales_Order_Confirmation_CZL/31187/'" w:xpath="/ns0:NavWordReportXmlPart[1]/ns0:Company_Information[1]/ns0:CompanyAddr5[1]" w:storeItemID="{B15F98FB-B9CC-48BF-929D-11B873F2E30D}"/>
         <w:text/>
+        <w:alias w:val="#Nav: /Company_Information/CompanyAddr5"/>
+        <w:tag w:val="#Nav: Sales_Order_Confirmation_CZL/31187"/>
       </w:sdtPr>
       <w:sdtContent>
         <w:p>
@@ -486,14 +489,14 @@
     </w:sdt>
     <w:sdt>
       <w:sdtPr>
-        <w:alias w:val="#Nav: /Company_Information/CompanyAddr6"/>
-        <w:tag w:val="#Nav: Sales_Order_Confirmation_CZL/31187"/>
         <w:id w:val="1868571025"/>
         <w:placeholder>
           <w:docPart w:val="DefaultPlaceholder_-1854013440"/>
         </w:placeholder>
         <w:dataBinding w:prefixMappings="xmlns:ns0='urn:microsoft-dynamics-nav/reports/Sales_Order_Confirmation_CZL/31187/'" w:xpath="/ns0:NavWordReportXmlPart[1]/ns0:Company_Information[1]/ns0:CompanyAddr6[1]" w:storeItemID="{B15F98FB-B9CC-48BF-929D-11B873F2E30D}"/>
         <w:text/>
+        <w:alias w:val="#Nav: /Company_Information/CompanyAddr6"/>
+        <w:tag w:val="#Nav: Sales_Order_Confirmation_CZL/31187"/>
       </w:sdtPr>
       <w:sdtContent>
         <w:p>
@@ -518,7 +521,7 @@
 </file>
 
 <file path=word/styles.xml><?xml version="1.0" encoding="utf-8"?>
-<w:styles xmlns:mc="http://schemas.openxmlformats.org/markup-compatibility/2006" xmlns:r="http://schemas.openxmlformats.org/officeDocument/2006/relationships" xmlns:w="http://schemas.openxmlformats.org/wordprocessingml/2006/main" xmlns:w14="http://schemas.microsoft.com/office/word/2010/wordml" xmlns:w15="http://schemas.microsoft.com/office/word/2012/wordml" xmlns:w16cex="http://schemas.microsoft.com/office/word/2018/wordml/cex" xmlns:w16cid="http://schemas.microsoft.com/office/word/2016/wordml/cid" xmlns:w16="http://schemas.microsoft.com/office/word/2018/wordml" xmlns:w16du="http://schemas.microsoft.com/office/word/2023/wordml/word16du" xmlns:w16sdtdh="http://schemas.microsoft.com/office/word/2020/wordml/sdtdatahash" xmlns:w16sdtfl="http://schemas.microsoft.com/office/word/2024/wordml/sdtformatlock" xmlns:w16se="http://schemas.microsoft.com/office/word/2015/wordml/symex" mc:Ignorable="w14 w15 w16se w16cid w16 w16cex w16sdtdh w16sdtfl w16du">
+<w:styles xmlns:mc="http://schemas.openxmlformats.org/markup-compatibility/2006" xmlns:r="http://schemas.openxmlformats.org/officeDocument/2006/relationships" xmlns:w="http://schemas.openxmlformats.org/wordprocessingml/2006/main" xmlns:w14="http://schemas.microsoft.com/office/word/2010/wordml" xmlns:w15="http://schemas.microsoft.com/office/word/2012/wordml" xmlns:w16cex="http://schemas.microsoft.com/office/word/2018/wordml/cex" xmlns:w16cid="http://schemas.microsoft.com/office/word/2016/wordml/cid" xmlns:w16="http://schemas.microsoft.com/office/word/2018/wordml" xmlns:w16sdtdh="http://schemas.microsoft.com/office/word/2020/wordml/sdtdatahash" xmlns:w16se="http://schemas.microsoft.com/office/word/2015/wordml/symex" mc:Ignorable="w14 w15 w16se w16cid w16 w16cex w16sdtdh">
   <w:docDefaults>
     <w:rPrDefault>
       <w:rPr>
@@ -1099,7 +1102,7 @@
 </file>
 
 <file path=word/glossary/document.xml><?xml version="1.0" encoding="utf-8"?>
-<w:glossaryDocument xmlns:wpc="http://schemas.microsoft.com/office/word/2010/wordprocessingCanvas" xmlns:cx="http://schemas.microsoft.com/office/drawing/2014/chartex" xmlns:cx1="http://schemas.microsoft.com/office/drawing/2015/9/8/chartex" xmlns:cx2="http://schemas.microsoft.com/office/drawing/2015/10/21/chartex" xmlns:cx3="http://schemas.microsoft.com/office/drawing/2016/5/9/chartex" xmlns:cx4="http://schemas.microsoft.com/office/drawing/2016/5/10/chartex" xmlns:cx5="http://schemas.microsoft.com/office/drawing/2016/5/11/chartex" xmlns:cx6="http://schemas.microsoft.com/office/drawing/2016/5/12/chartex" xmlns:cx7="http://schemas.microsoft.com/office/drawing/2016/5/13/chartex" xmlns:cx8="http://schemas.microsoft.com/office/drawing/2016/5/14/chartex" xmlns:mc="http://schemas.openxmlformats.org/markup-compatibility/2006" xmlns:aink="http://schemas.microsoft.com/office/drawing/2016/ink" xmlns:am3d="http://schemas.microsoft.com/office/drawing/2017/model3d" xmlns:o="urn:schemas-microsoft-com:office:office" xmlns:oel="http://schemas.microsoft.com/office/2019/extlst" xmlns:r="http://schemas.openxmlformats.org/officeDocument/2006/relationships" xmlns:m="http://schemas.openxmlformats.org/officeDocument/2006/math" xmlns:v="urn:schemas-microsoft-com:vml" xmlns:wp14="http://schemas.microsoft.com/office/word/2010/wordprocessingDrawing" xmlns:wp="http://schemas.openxmlformats.org/drawingml/2006/wordprocessingDrawing" xmlns:w10="urn:schemas-microsoft-com:office:word" xmlns:w="http://schemas.openxmlformats.org/wordprocessingml/2006/main" xmlns:w14="http://schemas.microsoft.com/office/word/2010/wordml" xmlns:w15="http://schemas.microsoft.com/office/word/2012/wordml" xmlns:w16cex="http://schemas.microsoft.com/office/word/2018/wordml/cex" xmlns:w16cid="http://schemas.microsoft.com/office/word/2016/wordml/cid" xmlns:w16="http://schemas.microsoft.com/office/word/2018/wordml" xmlns:w16du="http://schemas.microsoft.com/office/word/2023/wordml/word16du" xmlns:w16sdtdh="http://schemas.microsoft.com/office/word/2020/wordml/sdtdatahash" xmlns:w16sdtfl="http://schemas.microsoft.com/office/word/2024/wordml/sdtformatlock" xmlns:w16se="http://schemas.microsoft.com/office/word/2015/wordml/symex" xmlns:wpg="http://schemas.microsoft.com/office/word/2010/wordprocessingGroup" xmlns:wpi="http://schemas.microsoft.com/office/word/2010/wordprocessingInk" xmlns:wne="http://schemas.microsoft.com/office/word/2006/wordml" xmlns:wps="http://schemas.microsoft.com/office/word/2010/wordprocessingShape" mc:Ignorable="w14 w15 w16se w16cid w16 w16cex w16sdtdh w16sdtfl w16du wp14">
+<w:glossaryDocument xmlns:wpc="http://schemas.microsoft.com/office/word/2010/wordprocessingCanvas" xmlns:cx="http://schemas.microsoft.com/office/drawing/2014/chartex" xmlns:cx1="http://schemas.microsoft.com/office/drawing/2015/9/8/chartex" xmlns:cx2="http://schemas.microsoft.com/office/drawing/2015/10/21/chartex" xmlns:cx3="http://schemas.microsoft.com/office/drawing/2016/5/9/chartex" xmlns:cx4="http://schemas.microsoft.com/office/drawing/2016/5/10/chartex" xmlns:cx5="http://schemas.microsoft.com/office/drawing/2016/5/11/chartex" xmlns:cx6="http://schemas.microsoft.com/office/drawing/2016/5/12/chartex" xmlns:cx7="http://schemas.microsoft.com/office/drawing/2016/5/13/chartex" xmlns:cx8="http://schemas.microsoft.com/office/drawing/2016/5/14/chartex" xmlns:mc="http://schemas.openxmlformats.org/markup-compatibility/2006" xmlns:aink="http://schemas.microsoft.com/office/drawing/2016/ink" xmlns:am3d="http://schemas.microsoft.com/office/drawing/2017/model3d" xmlns:o="urn:schemas-microsoft-com:office:office" xmlns:oel="http://schemas.microsoft.com/office/2019/extlst" xmlns:r="http://schemas.openxmlformats.org/officeDocument/2006/relationships" xmlns:m="http://schemas.openxmlformats.org/officeDocument/2006/math" xmlns:v="urn:schemas-microsoft-com:vml" xmlns:wp14="http://schemas.microsoft.com/office/word/2010/wordprocessingDrawing" xmlns:wp="http://schemas.openxmlformats.org/drawingml/2006/wordprocessingDrawing" xmlns:w10="urn:schemas-microsoft-com:office:word" xmlns:w="http://schemas.openxmlformats.org/wordprocessingml/2006/main" xmlns:w14="http://schemas.microsoft.com/office/word/2010/wordml" xmlns:w15="http://schemas.microsoft.com/office/word/2012/wordml" xmlns:w16cex="http://schemas.microsoft.com/office/word/2018/wordml/cex" xmlns:w16cid="http://schemas.microsoft.com/office/word/2016/wordml/cid" xmlns:w16="http://schemas.microsoft.com/office/word/2018/wordml" xmlns:w16sdtdh="http://schemas.microsoft.com/office/word/2020/wordml/sdtdatahash" xmlns:w16se="http://schemas.microsoft.com/office/word/2015/wordml/symex" xmlns:wpg="http://schemas.microsoft.com/office/word/2010/wordprocessingGroup" xmlns:wpi="http://schemas.microsoft.com/office/word/2010/wordprocessingInk" xmlns:wne="http://schemas.microsoft.com/office/word/2006/wordml" xmlns:wps="http://schemas.microsoft.com/office/word/2010/wordprocessingShape" mc:Ignorable="w14 w15 w16se w16cid w16 w16cex w16sdtdh wp14">
   <w:docParts>
     <w:docPart>
       <w:docPartPr>
@@ -1132,13 +1135,13 @@
 </file>
 
 <file path=word/glossary/fontTable.xml><?xml version="1.0" encoding="utf-8"?>
-<w:fonts xmlns:mc="http://schemas.openxmlformats.org/markup-compatibility/2006" xmlns:r="http://schemas.openxmlformats.org/officeDocument/2006/relationships" xmlns:w="http://schemas.openxmlformats.org/wordprocessingml/2006/main" xmlns:w14="http://schemas.microsoft.com/office/word/2010/wordml" xmlns:w15="http://schemas.microsoft.com/office/word/2012/wordml" xmlns:w16cex="http://schemas.microsoft.com/office/word/2018/wordml/cex" xmlns:w16cid="http://schemas.microsoft.com/office/word/2016/wordml/cid" xmlns:w16="http://schemas.microsoft.com/office/word/2018/wordml" xmlns:w16du="http://schemas.microsoft.com/office/word/2023/wordml/word16du" xmlns:w16sdtdh="http://schemas.microsoft.com/office/word/2020/wordml/sdtdatahash" xmlns:w16sdtfl="http://schemas.microsoft.com/office/word/2024/wordml/sdtformatlock" xmlns:w16se="http://schemas.microsoft.com/office/word/2015/wordml/symex" mc:Ignorable="w14 w15 w16se w16cid w16 w16cex w16sdtdh w16sdtfl w16du">
+<w:fonts xmlns:mc="http://schemas.openxmlformats.org/markup-compatibility/2006" xmlns:r="http://schemas.openxmlformats.org/officeDocument/2006/relationships" xmlns:w="http://schemas.openxmlformats.org/wordprocessingml/2006/main" xmlns:w14="http://schemas.microsoft.com/office/word/2010/wordml" xmlns:w15="http://schemas.microsoft.com/office/word/2012/wordml" xmlns:w16cex="http://schemas.microsoft.com/office/word/2018/wordml/cex" xmlns:w16cid="http://schemas.microsoft.com/office/word/2016/wordml/cid" xmlns:w16="http://schemas.microsoft.com/office/word/2018/wordml" xmlns:w16sdtdh="http://schemas.microsoft.com/office/word/2020/wordml/sdtdatahash" xmlns:w16se="http://schemas.microsoft.com/office/word/2015/wordml/symex" mc:Ignorable="w14 w15 w16se w16cid w16 w16cex w16sdtdh">
   <w:font w:name="Calibri">
     <w:panose1 w:val="020F0502020204030204"/>
     <w:charset w:val="00"/>
     <w:family w:val="swiss"/>
     <w:pitch w:val="variable"/>
-    <w:sig w:usb0="E4002EFF" w:usb1="C200247B" w:usb2="00000009" w:usb3="00000000" w:csb0="000001FF" w:csb1="00000000"/>
+    <w:sig w:usb0="E4002EFF" w:usb1="C000247B" w:usb2="00000009" w:usb3="00000000" w:csb0="000001FF" w:csb1="00000000"/>
   </w:font>
   <w:font w:name="Times New Roman">
     <w:panose1 w:val="02020603050405020304"/>
@@ -1152,25 +1155,13 @@
     <w:charset w:val="00"/>
     <w:family w:val="swiss"/>
     <w:pitch w:val="variable"/>
-    <w:sig w:usb0="E4002EFF" w:usb1="C200247B" w:usb2="00000009" w:usb3="00000000" w:csb0="000001FF" w:csb1="00000000"/>
-  </w:font>
-  <w:font w:name="Aptos">
-    <w:charset w:val="00"/>
-    <w:family w:val="swiss"/>
-    <w:pitch w:val="variable"/>
-    <w:sig w:usb0="20000287" w:usb1="00000003" w:usb2="00000000" w:usb3="00000000" w:csb0="0000019F" w:csb1="00000000"/>
-  </w:font>
-  <w:font w:name="Aptos Display">
-    <w:charset w:val="00"/>
-    <w:family w:val="swiss"/>
-    <w:pitch w:val="variable"/>
-    <w:sig w:usb0="20000287" w:usb1="00000003" w:usb2="00000000" w:usb3="00000000" w:csb0="0000019F" w:csb1="00000000"/>
+    <w:sig w:usb0="E4002EFF" w:usb1="C000247B" w:usb2="00000009" w:usb3="00000000" w:csb0="000001FF" w:csb1="00000000"/>
   </w:font>
 </w:fonts>
 </file>
 
 <file path=word/glossary/settings.xml><?xml version="1.0" encoding="utf-8"?>
-<w:settings xmlns:mc="http://schemas.openxmlformats.org/markup-compatibility/2006" xmlns:o="urn:schemas-microsoft-com:office:office" xmlns:r="http://schemas.openxmlformats.org/officeDocument/2006/relationships" xmlns:m="http://schemas.openxmlformats.org/officeDocument/2006/math" xmlns:v="urn:schemas-microsoft-com:vml" xmlns:w10="urn:schemas-microsoft-com:office:word" xmlns:w="http://schemas.openxmlformats.org/wordprocessingml/2006/main" xmlns:w14="http://schemas.microsoft.com/office/word/2010/wordml" xmlns:w15="http://schemas.microsoft.com/office/word/2012/wordml" xmlns:w16cex="http://schemas.microsoft.com/office/word/2018/wordml/cex" xmlns:w16cid="http://schemas.microsoft.com/office/word/2016/wordml/cid" xmlns:w16="http://schemas.microsoft.com/office/word/2018/wordml" xmlns:w16du="http://schemas.microsoft.com/office/word/2023/wordml/word16du" xmlns:w16sdtdh="http://schemas.microsoft.com/office/word/2020/wordml/sdtdatahash" xmlns:w16sdtfl="http://schemas.microsoft.com/office/word/2024/wordml/sdtformatlock" xmlns:w16se="http://schemas.microsoft.com/office/word/2015/wordml/symex" xmlns:sl="http://schemas.openxmlformats.org/schemaLibrary/2006/main" mc:Ignorable="w14 w15 w16se w16cid w16 w16cex w16sdtdh w16sdtfl w16du">
+<w:settings xmlns:mc="http://schemas.openxmlformats.org/markup-compatibility/2006" xmlns:o="urn:schemas-microsoft-com:office:office" xmlns:r="http://schemas.openxmlformats.org/officeDocument/2006/relationships" xmlns:m="http://schemas.openxmlformats.org/officeDocument/2006/math" xmlns:v="urn:schemas-microsoft-com:vml" xmlns:w10="urn:schemas-microsoft-com:office:word" xmlns:w="http://schemas.openxmlformats.org/wordprocessingml/2006/main" xmlns:w14="http://schemas.microsoft.com/office/word/2010/wordml" xmlns:w15="http://schemas.microsoft.com/office/word/2012/wordml" xmlns:w16cex="http://schemas.microsoft.com/office/word/2018/wordml/cex" xmlns:w16cid="http://schemas.microsoft.com/office/word/2016/wordml/cid" xmlns:w16="http://schemas.microsoft.com/office/word/2018/wordml" xmlns:w16sdtdh="http://schemas.microsoft.com/office/word/2020/wordml/sdtdatahash" xmlns:w16se="http://schemas.microsoft.com/office/word/2015/wordml/symex" xmlns:sl="http://schemas.openxmlformats.org/schemaLibrary/2006/main" mc:Ignorable="w14 w15 w16se w16cid w16 w16cex w16sdtdh">
   <w:view w:val="normal"/>
   <w:defaultTabStop w:val="720"/>
   <w:characterSpacingControl w:val="doNotCompress"/>
@@ -1188,9 +1179,7 @@
     <w:rsid w:val="00080A29"/>
     <w:rsid w:val="002B0E60"/>
     <w:rsid w:val="00352CBF"/>
-    <w:rsid w:val="007B45C6"/>
     <w:rsid w:val="00956F5F"/>
-    <w:rsid w:val="00BD739D"/>
   </w:rsids>
   <m:mathPr>
     <m:mathFont m:val="Cambria Math"/>
@@ -1214,7 +1203,7 @@
 </file>
 
 <file path=word/glossary/styles.xml><?xml version="1.0" encoding="utf-8"?>
-<w:styles xmlns:mc="http://schemas.openxmlformats.org/markup-compatibility/2006" xmlns:r="http://schemas.openxmlformats.org/officeDocument/2006/relationships" xmlns:w="http://schemas.openxmlformats.org/wordprocessingml/2006/main" xmlns:w14="http://schemas.microsoft.com/office/word/2010/wordml" xmlns:w15="http://schemas.microsoft.com/office/word/2012/wordml" xmlns:w16cex="http://schemas.microsoft.com/office/word/2018/wordml/cex" xmlns:w16cid="http://schemas.microsoft.com/office/word/2016/wordml/cid" xmlns:w16="http://schemas.microsoft.com/office/word/2018/wordml" xmlns:w16du="http://schemas.microsoft.com/office/word/2023/wordml/word16du" xmlns:w16sdtdh="http://schemas.microsoft.com/office/word/2020/wordml/sdtdatahash" xmlns:w16sdtfl="http://schemas.microsoft.com/office/word/2024/wordml/sdtformatlock" xmlns:w16se="http://schemas.microsoft.com/office/word/2015/wordml/symex" mc:Ignorable="w14 w15 w16se w16cid w16 w16cex w16sdtdh w16sdtfl w16du">
+<w:styles xmlns:mc="http://schemas.openxmlformats.org/markup-compatibility/2006" xmlns:r="http://schemas.openxmlformats.org/officeDocument/2006/relationships" xmlns:w="http://schemas.openxmlformats.org/wordprocessingml/2006/main" xmlns:w14="http://schemas.microsoft.com/office/word/2010/wordml" xmlns:w15="http://schemas.microsoft.com/office/word/2012/wordml" xmlns:w16cex="http://schemas.microsoft.com/office/word/2018/wordml/cex" xmlns:w16cid="http://schemas.microsoft.com/office/word/2016/wordml/cid" xmlns:w16="http://schemas.microsoft.com/office/word/2018/wordml" xmlns:w16sdtdh="http://schemas.microsoft.com/office/word/2020/wordml/sdtdatahash" xmlns:w16se="http://schemas.microsoft.com/office/word/2015/wordml/symex" mc:Ignorable="w14 w15 w16se w16cid w16 w16cex w16sdtdh">
   <w:docDefaults>
     <w:rPrDefault>
       <w:rPr>
@@ -1649,11 +1638,15 @@
       <w:color w:val="808080"/>
     </w:rPr>
   </w:style>
+  <w:style w:type="paragraph" w:customStyle="1" w:styleId="0FDC993B961C4B0E978BDA0063913992">
+    <w:name w:val="0FDC993B961C4B0E978BDA0063913992"/>
+    <w:rsid w:val="00956F5F"/>
+  </w:style>
 </w:styles>
 </file>
 
 <file path=word/glossary/webSettings.xml><?xml version="1.0" encoding="utf-8"?>
-<w:webSettings xmlns:mc="http://schemas.openxmlformats.org/markup-compatibility/2006" xmlns:r="http://schemas.openxmlformats.org/officeDocument/2006/relationships" xmlns:w="http://schemas.openxmlformats.org/wordprocessingml/2006/main" xmlns:w14="http://schemas.microsoft.com/office/word/2010/wordml" xmlns:w15="http://schemas.microsoft.com/office/word/2012/wordml" xmlns:w16cex="http://schemas.microsoft.com/office/word/2018/wordml/cex" xmlns:w16cid="http://schemas.microsoft.com/office/word/2016/wordml/cid" xmlns:w16="http://schemas.microsoft.com/office/word/2018/wordml" xmlns:w16du="http://schemas.microsoft.com/office/word/2023/wordml/word16du" xmlns:w16sdtdh="http://schemas.microsoft.com/office/word/2020/wordml/sdtdatahash" xmlns:w16sdtfl="http://schemas.microsoft.com/office/word/2024/wordml/sdtformatlock" xmlns:w16se="http://schemas.microsoft.com/office/word/2015/wordml/symex" mc:Ignorable="w14 w15 w16se w16cid w16 w16cex w16sdtdh w16sdtfl w16du">
+<w:webSettings xmlns:mc="http://schemas.openxmlformats.org/markup-compatibility/2006" xmlns:r="http://schemas.openxmlformats.org/officeDocument/2006/relationships" xmlns:w="http://schemas.openxmlformats.org/wordprocessingml/2006/main" xmlns:w14="http://schemas.microsoft.com/office/word/2010/wordml" xmlns:w15="http://schemas.microsoft.com/office/word/2012/wordml" xmlns:w16cex="http://schemas.microsoft.com/office/word/2018/wordml/cex" xmlns:w16cid="http://schemas.microsoft.com/office/word/2016/wordml/cid" xmlns:w16="http://schemas.microsoft.com/office/word/2018/wordml" xmlns:w16sdtdh="http://schemas.microsoft.com/office/word/2020/wordml/sdtdatahash" xmlns:w16se="http://schemas.microsoft.com/office/word/2015/wordml/symex" mc:Ignorable="w14 w15 w16se w16cid w16 w16cex w16sdtdh">
   <w:optimizeForBrowser/>
   <w:allowPNG/>
 </w:webSettings>
@@ -1954,71 +1947,9 @@
 </a:theme>
 </file>
 
-<file path=customXml/item1.xml>��< ? x m l   v e r s i o n = " 1 . 0 "   e n c o d i n g = " u t f - 1 6 " ? > < N a v W o r d R e p o r t X m l P a r t   x m l n s = " u r n : m i c r o s o f t - d y n a m i c s - n a v / r e p o r t s / S a l e s _ O r d e r _ C o n f i r m a t i o n _ C Z L / 3 1 1 8 7 / " > - 
-     < B C R e p o r t I n f o r m a t i o n > - 
-         < R e p o r t M e t a d a t a > - 
-             < E x t e n s i o n I d > E x t e n s i o n   I D < / E x t e n s i o n I d > - 
-             < E x t e n s i o n N a m e > E x t e n s i o n   N a m e < / E x t e n s i o n N a m e > - 
-             < E x t e n s i o n P u b l i s h e r > E x t e n s i o n   P u b l i s h e r < / E x t e n s i o n P u b l i s h e r > - 
-             < E x t e n s i o n V e r s i o n > E x t e n s i o n   V e r s i o n < / E x t e n s i o n V e r s i o n > - 
-             < R e p o r t I d > R e p o r t   I D < / R e p o r t I d > - 
-             < R e p o r t N a m e > R e p o r t   N a m e < / R e p o r t N a m e > - 
-             < A b o u t T h i s R e p o r t T i t l e > A b o u t   T h i s   R e p o r t   T i t l e < / A b o u t T h i s R e p o r t T i t l e > - 
-             < A b o u t T h i s R e p o r t T e x t > A b o u t   T h i s   R e p o r t   T e x t < / A b o u t T h i s R e p o r t T e x t > - 
-             < R e p o r t H e l p L i n k > R e p o r t   H e l p   L i n k < / R e p o r t H e l p L i n k > - 
-         < / R e p o r t M e t a d a t a > - 
-         < R e p o r t R e q u e s t > - 
-             < T e n a n t E n t r a I d > T e n a n t   E n t r a   I d < / T e n a n t E n t r a I d > - 
-             < E n v i r o n m e n t N a m e > E n v i r o n m e n t   N a m e < / E n v i r o n m e n t N a m e > - 
-             < E n v i r o n m e n t T y p e > E n v i r o n m e n t   T y p e < / E n v i r o n m e n t T y p e > - 
-             < C o m p a n y N a m e > C o m p a n y   N a m e < / C o m p a n y N a m e > - 
-             < C o m p a n y D i s p l a y N a m e > C o m p a n y   D i s p l a y   N a m e < / C o m p a n y D i s p l a y N a m e > - 
-             < C o m p a n y I d > C o m p a n y   I D < / C o m p a n y I d > - 
-             < U s e r N a m e > U s e r   N a m e < / U s e r N a m e > - 
-             < D a t e A n d T i m e > D a t e   a n d   T i m e < / D a t e A n d T i m e > - 
-             < L a n g u a g e > L a n g u a g e < / L a n g u a g e > - 
-             < F o r m a t R e g i o n > F o r m a t   R e g i o n < / F o r m a t R e g i o n > - 
-             < D a t e T i m e V a l u e s > - 
-                 < Y e a r > Y e a r < / Y e a r > - 
-                 < M o n t h N u m b e r > M o n t h   N u m b e r < / M o n t h N u m b e r > - 
-                 < D a y N u m b e r > D a y   N u m b e r < / D a y N u m b e r > - 
-                 < H o u r > H o u r < / H o u r > - 
-                 < M i n u t e > M i n u t e < / M i n u t e > - 
-             < / D a t e T i m e V a l u e s > - 
-         < / R e p o r t R e q u e s t > - 
-     < / B C R e p o r t I n f o r m a t i o n > +<file path=customXml/item1.xml>��< ? x m l   v e r s i o n = " 1 . 0 "   e n c o d i n g = " u t f - 1 6 " ? > + 
+ < N a v W o r d R e p o r t X m l P a r t   x m l n s = " u r n : m i c r o s o f t - d y n a m i c s - n a v / r e p o r t s / S a l e s _ O r d e r _ C o n f i r m a t i o n _ C Z L / 3 1 1 8 7 / " >   
      < C o m p a n y _ I n f o r m a t i o n >   
@@ -2110,10 +2041,6 @@
  
          < D u e D a t e _ S a l e s H e a d e r C a p t i o n > D u e D a t e _ S a l e s H e a d e r C a p t i o n < / D u e D a t e _ S a l e s H e a d e r C a p t i o n >   
-         < F o r m a t t e d _ A m o u n t I n c l u d i n g V A T _ S a l e s H e a d e r > F o r m a t t e d _ A m o u n t I n c l u d i n g V A T _ S a l e s H e a d e r < / F o r m a t t e d _ A m o u n t I n c l u d i n g V A T _ S a l e s H e a d e r > - 
-         < F o r m a t t e d _ A m o u n t _ S a l e s H e a d e r > F o r m a t t e d _ A m o u n t _ S a l e s H e a d e r < / F o r m a t t e d _ A m o u n t _ S a l e s H e a d e r > - 
          < G r e e t i n g L b l > G r e e t i n g L b l < / G r e e t i n g L b l >   
          < I B A N _ S a l e s H e a d e r > I B A N _ S a l e s H e a d e r < / I B A N _ S a l e s H e a d e r > @@ -2196,19 +2123,13 @@
  
              < / S a l e s p e r s o n _ P u r c h a s e r >   
-             < S a l e s _ L i n e / > +             < S a l e s _ L i n e   / >   
              < R o u n d L o o p >   
                  < D e s c r i p t i o n _ S a l e s L i n e > D e s c r i p t i o n _ S a l e s L i n e < / D e s c r i p t i o n _ S a l e s L i n e >   
                  < D e s c r i p t i o n _ S a l e s L i n e C a p t i o n > D e s c r i p t i o n _ S a l e s L i n e C a p t i o n < / D e s c r i p t i o n _ S a l e s L i n e C a p t i o n > - 
-                 < F o r m a t t e d _ I n v D i s c o u n t A m o u n t _ S a l e s L i n e > F o r m a t t e d _ I n v D i s c o u n t A m o u n t _ S a l e s L i n e < / F o r m a t t e d _ I n v D i s c o u n t A m o u n t _ S a l e s L i n e > - 
-                 < F o r m a t t e d _ L i n e A m o u n t _ S a l e s L i n e > F o r m a t t e d _ L i n e A m o u n t _ S a l e s L i n e < / F o r m a t t e d _ L i n e A m o u n t _ S a l e s L i n e > - 
-                 < F o r m a t t e d _ U n i t P r i c e _ S a l e s L i n e > F o r m a t t e d _ U n i t P r i c e _ S a l e s L i n e < / F o r m a t t e d _ U n i t P r i c e _ S a l e s L i n e >   
                  < I n v D i s c o u n t A m o u n t _ S a l e s L i n e > I n v D i s c o u n t A m o u n t _ S a l e s L i n e < / I n v D i s c o u n t A m o u n t _ S a l e s L i n e >   
@@ -2273,10 +2194,4 @@
     <ds:schemaRef ds:uri="urn:microsoft-dynamics-nav/reports/Sales_Order_Confirmation_CZL/31187/"/>
   </ds:schemaRefs>
 </ds:datastoreItem>
-</file>
-
-<file path=docMetadata/LabelInfo.xml><?xml version="1.0" encoding="utf-8"?>
-<clbl:labelList xmlns:clbl="http://schemas.microsoft.com/office/2020/mipLabelMetadata">
-  <clbl:label id="{f42aa342-8706-4288-bd11-ebb85995028c}" enabled="1" method="Standard" siteId="{72f988bf-86f1-41af-91ab-2d7cd011db47}" contentBits="0" removed="0"/>
-</clbl:labelList>
 </file>